--- a/rapports/2026-06-06/EQ27/EQ27_sup_v2/DR_061203020020/92-37-86-76.docx
+++ b/rapports/2026-06-06/EQ27/EQ27_sup_v2/DR_061203020020/92-37-86-76.docx
@@ -297,7 +297,7 @@
           <w:color w:val="1F6FEB"/>
           <w:sz w:val="22"/>
         </w:rPr>
-        <w:t>⚠ INCOHÉRENCES À CORRIGER (88)</w:t>
+        <w:t>⚠ INCOHÉRENCES À CORRIGER (76)</w:t>
       </w:r>
     </w:p>
     <w:tbl>
@@ -544,7 +544,7 @@
                 <w:color w:val="16A34A"/>
                 <w:sz w:val="16"/>
               </w:rPr>
-              <w:t>—</w:t>
+              <w:t>s01q39</w:t>
             </w:r>
           </w:p>
         </w:tc>
@@ -575,7 +575,7 @@
                 <w:i w:val="0"/>
                 <w:sz w:val="17"/>
               </w:rPr>
-              <w:t>Incoherence! ASTOU NDIAYE a dit que sa mère a un niveau Secondaire 1er cycle alors que la mère elle-même dit qu'elle a un niveau Secondaire 2 Général au niveau de la section 2.</w:t>
+              <w:t>Incoherence! AMY NDIAYE dispose d'un téléphone portable à s01q39, donc la raison évoquée ne peut pas être (ne dispose pas d'appareil).</w:t>
             </w:r>
           </w:p>
         </w:tc>
@@ -634,7 +634,7 @@
                 <w:color w:val="16A34A"/>
                 <w:sz w:val="16"/>
               </w:rPr>
-              <w:t>s01q02, s01q12, s01q13, s01q00b</w:t>
+              <w:t>—</w:t>
             </w:r>
           </w:p>
         </w:tc>
@@ -665,7 +665,7 @@
                 <w:i w:val="0"/>
                 <w:sz w:val="17"/>
               </w:rPr>
-              <w:t>Le chef de ménage ou le/la Conjoint ( e ) ( MIGNANE DIONE ) est visiteur, veuillez  corriger cette incoherence (question 1.12 et 1.13) merci.</w:t>
+              <w:t>Incoherence! ASTOU NDIAYE a dit que sa mère a un niveau Secondaire 1er cycle alors que la mère elle-même dit qu'elle a un niveau Secondaire 2 Général au niveau de la section 2.</w:t>
             </w:r>
           </w:p>
         </w:tc>
@@ -755,7 +755,7 @@
                 <w:i w:val="0"/>
                 <w:sz w:val="17"/>
               </w:rPr>
-              <w:t>Incoherence! AMY NDIAYE dispose d'un téléphone portable à s01q39, donc la raison évoquée ne peut pas être (ne dispose pas d'appareil).</w:t>
+              <w:t>Incoherence! FATOU DIONE dispose d'un téléphone portable à s01q39, donc la raison évoquée ne peut pas être (ne dispose pas d'appareil).</w:t>
             </w:r>
           </w:p>
         </w:tc>
@@ -845,7 +845,7 @@
                 <w:i w:val="0"/>
                 <w:sz w:val="17"/>
               </w:rPr>
-              <w:t>Incoherence! FATOU DIONE dispose d'un téléphone portable à s01q39, donc la raison évoquée ne peut pas être (ne dispose pas d'appareil).</w:t>
+              <w:t>Incoherence! NIAKH DIOP dispose d'un téléphone portable à s01q39, donc la raison évoquée ne peut pas être (ne dispose pas d'appareil).</w:t>
             </w:r>
           </w:p>
         </w:tc>
@@ -904,7 +904,7 @@
                 <w:color w:val="16A34A"/>
                 <w:sz w:val="16"/>
               </w:rPr>
-              <w:t>s01q39</w:t>
+              <w:t>s01q02, s01q12, s01q13, s01q00b</w:t>
             </w:r>
           </w:p>
         </w:tc>
@@ -935,7 +935,7 @@
                 <w:i w:val="0"/>
                 <w:sz w:val="17"/>
               </w:rPr>
-              <w:t>Incoherence! NIAKH DIOP dispose d'un téléphone portable à s01q39, donc la raison évoquée ne peut pas être (ne dispose pas d'appareil).</w:t>
+              <w:t>Le chef de ménage ou le/la Conjoint ( e ) ( MIGNANE DIONE ) est visiteur, veuillez  corriger cette incoherence (question 1.12 et 1.13) merci.</w:t>
             </w:r>
           </w:p>
         </w:tc>
@@ -1084,7 +1084,7 @@
                 <w:color w:val="16A34A"/>
                 <w:sz w:val="16"/>
               </w:rPr>
-              <w:t>—</w:t>
+              <w:t>s02q33, s01q00b</w:t>
             </w:r>
           </w:p>
         </w:tc>
@@ -1115,7 +1115,7 @@
                 <w:i w:val="0"/>
                 <w:sz w:val="17"/>
               </w:rPr>
-              <w:t>Incohérence!!! seulement les écoles privées paient les frais de scolarité (y compris les frais d'inscription).</w:t>
+              <w:t>Incoherent!!! La dernière fois que BOUGAR DIONE a  fréquenté l'école est 9999.</w:t>
             </w:r>
           </w:p>
         </w:tc>
@@ -1328,6 +1328,996 @@
                 <w:i w:val="0"/>
                 <w:sz w:val="16"/>
               </w:rPr>
+              <w:t>S07</w:t>
+              <w:br/>
+            </w:r>
+            <w:r>
+              <w:rPr>
+                <w:b w:val="0"/>
+                <w:i w:val="0"/>
+                <w:color w:val="64748B"/>
+                <w:sz w:val="14"/>
+              </w:rPr>
+              <w:t>Consommation alimentaire</w:t>
+            </w:r>
+          </w:p>
+        </w:tc>
+        <w:tc>
+          <w:tcPr>
+            <w:tcW w:type="dxa" w:w="1531"/>
+          </w:tcPr>
+          <w:p>
+            <w:r>
+              <w:rPr>
+                <w:b/>
+                <w:i w:val="0"/>
+                <w:color w:val="16A34A"/>
+                <w:sz w:val="16"/>
+              </w:rPr>
+              <w:t>s00q27, s01q03a, s01q03b, s01q03c, s02q04, s03q14, s04q15, s04q16</w:t>
+            </w:r>
+          </w:p>
+        </w:tc>
+        <w:tc>
+          <w:tcPr>
+            <w:tcW w:type="dxa" w:w="1191"/>
+          </w:tcPr>
+          <w:p>
+            <w:r>
+              <w:rPr>
+                <w:b w:val="0"/>
+                <w:i w:val="0"/>
+                <w:color w:val="64748B"/>
+                <w:sz w:val="16"/>
+              </w:rPr>
+              <w:t>GT-CQ</w:t>
+            </w:r>
+          </w:p>
+        </w:tc>
+        <w:tc>
+          <w:tcPr>
+            <w:tcW w:type="dxa" w:w="4706"/>
+          </w:tcPr>
+          <w:p>
+            <w:r>
+              <w:rPr>
+                <w:b w:val="0"/>
+                <w:i w:val="0"/>
+                <w:sz w:val="17"/>
+              </w:rPr>
+              <w:t>Incohérence!! Dans ce ménage, chaque individus consomme par jour .5555556 Kg  de cereale; Prière de vérifier les quantités prises des produits cérealiers (de Riz local Gambiaka à Autres semoules de céréales) auprès du ménage ou confirmer avec le QG.</w:t>
+            </w:r>
+          </w:p>
+        </w:tc>
+      </w:tr>
+      <w:tr>
+        <w:tc>
+          <w:tcPr>
+            <w:tcW w:type="dxa" w:w="964"/>
+          </w:tcPr>
+          <w:p>
+            <w:r>
+              <w:rPr>
+                <w:b/>
+                <w:i w:val="0"/>
+                <w:color w:val="DC2626"/>
+                <w:sz w:val="16"/>
+              </w:rPr>
+              <w:t>Haute</w:t>
+            </w:r>
+          </w:p>
+        </w:tc>
+        <w:tc>
+          <w:tcPr>
+            <w:tcW w:type="dxa" w:w="1247"/>
+          </w:tcPr>
+          <w:p>
+            <w:r>
+              <w:rPr>
+                <w:b/>
+                <w:i w:val="0"/>
+                <w:sz w:val="16"/>
+              </w:rPr>
+              <w:t>S11</w:t>
+              <w:br/>
+            </w:r>
+            <w:r>
+              <w:rPr>
+                <w:b w:val="0"/>
+                <w:i w:val="0"/>
+                <w:color w:val="64748B"/>
+                <w:sz w:val="14"/>
+              </w:rPr>
+              <w:t>Logement / cadre de vie</w:t>
+            </w:r>
+          </w:p>
+        </w:tc>
+        <w:tc>
+          <w:tcPr>
+            <w:tcW w:type="dxa" w:w="1531"/>
+          </w:tcPr>
+          <w:p>
+            <w:r>
+              <w:rPr>
+                <w:b/>
+                <w:i w:val="0"/>
+                <w:color w:val="16A34A"/>
+                <w:sz w:val="16"/>
+              </w:rPr>
+              <w:t>s01q07, s01q08, s02q20, s02q22, s03q07, s02q29, s04q19, s13q02</w:t>
+            </w:r>
+          </w:p>
+        </w:tc>
+        <w:tc>
+          <w:tcPr>
+            <w:tcW w:type="dxa" w:w="1191"/>
+          </w:tcPr>
+          <w:p>
+            <w:r>
+              <w:rPr>
+                <w:b w:val="0"/>
+                <w:i w:val="0"/>
+                <w:color w:val="64748B"/>
+                <w:sz w:val="16"/>
+              </w:rPr>
+              <w:t>GT-CQ</w:t>
+            </w:r>
+          </w:p>
+        </w:tc>
+        <w:tc>
+          <w:tcPr>
+            <w:tcW w:type="dxa" w:w="4706"/>
+          </w:tcPr>
+          <w:p>
+            <w:r>
+              <w:rPr>
+                <w:b w:val="0"/>
+                <w:i w:val="0"/>
+                <w:sz w:val="17"/>
+              </w:rPr>
+              <w:t>Avertissement!! Le montant supporté (30000 FCFA) par le ménage pour cette source d’énergie (Charbon de bois) à KAOLACK Rural au cours des 30 derniers jours semble incoherent, prière de confirmer ou corriger.</w:t>
+            </w:r>
+          </w:p>
+        </w:tc>
+      </w:tr>
+      <w:tr>
+        <w:tc>
+          <w:tcPr>
+            <w:tcW w:type="dxa" w:w="964"/>
+          </w:tcPr>
+          <w:p>
+            <w:r>
+              <w:rPr>
+                <w:b/>
+                <w:i w:val="0"/>
+                <w:color w:val="DC2626"/>
+                <w:sz w:val="16"/>
+              </w:rPr>
+              <w:t>Haute</w:t>
+            </w:r>
+          </w:p>
+        </w:tc>
+        <w:tc>
+          <w:tcPr>
+            <w:tcW w:type="dxa" w:w="1247"/>
+          </w:tcPr>
+          <w:p>
+            <w:r>
+              <w:rPr>
+                <w:b/>
+                <w:i w:val="0"/>
+                <w:sz w:val="16"/>
+              </w:rPr>
+              <w:t>S11</w:t>
+              <w:br/>
+            </w:r>
+            <w:r>
+              <w:rPr>
+                <w:b w:val="0"/>
+                <w:i w:val="0"/>
+                <w:color w:val="64748B"/>
+                <w:sz w:val="14"/>
+              </w:rPr>
+              <w:t>Logement / cadre de vie</w:t>
+            </w:r>
+          </w:p>
+        </w:tc>
+        <w:tc>
+          <w:tcPr>
+            <w:tcW w:type="dxa" w:w="1531"/>
+          </w:tcPr>
+          <w:p>
+            <w:r>
+              <w:rPr>
+                <w:b/>
+                <w:i w:val="0"/>
+                <w:color w:val="16A34A"/>
+                <w:sz w:val="16"/>
+              </w:rPr>
+              <w:t>—</w:t>
+            </w:r>
+          </w:p>
+        </w:tc>
+        <w:tc>
+          <w:tcPr>
+            <w:tcW w:type="dxa" w:w="1191"/>
+          </w:tcPr>
+          <w:p>
+            <w:r>
+              <w:rPr>
+                <w:b w:val="0"/>
+                <w:i w:val="0"/>
+                <w:color w:val="64748B"/>
+                <w:sz w:val="16"/>
+              </w:rPr>
+              <w:t>GT-CQ</w:t>
+            </w:r>
+          </w:p>
+        </w:tc>
+        <w:tc>
+          <w:tcPr>
+            <w:tcW w:type="dxa" w:w="4706"/>
+          </w:tcPr>
+          <w:p>
+            <w:r>
+              <w:rPr>
+                <w:b w:val="0"/>
+                <w:i w:val="0"/>
+                <w:sz w:val="17"/>
+              </w:rPr>
+              <w:t>Incoherence!! Le ménage a depensé .</w:t>
+            </w:r>
+          </w:p>
+        </w:tc>
+      </w:tr>
+      <w:tr>
+        <w:tc>
+          <w:tcPr>
+            <w:tcW w:type="dxa" w:w="964"/>
+          </w:tcPr>
+          <w:p>
+            <w:r>
+              <w:rPr>
+                <w:b/>
+                <w:i w:val="0"/>
+                <w:color w:val="DC2626"/>
+                <w:sz w:val="16"/>
+              </w:rPr>
+              <w:t>Haute</w:t>
+            </w:r>
+          </w:p>
+        </w:tc>
+        <w:tc>
+          <w:tcPr>
+            <w:tcW w:type="dxa" w:w="1247"/>
+          </w:tcPr>
+          <w:p>
+            <w:r>
+              <w:rPr>
+                <w:b/>
+                <w:i w:val="0"/>
+                <w:sz w:val="16"/>
+              </w:rPr>
+              <w:t>S11</w:t>
+              <w:br/>
+            </w:r>
+            <w:r>
+              <w:rPr>
+                <w:b w:val="0"/>
+                <w:i w:val="0"/>
+                <w:color w:val="64748B"/>
+                <w:sz w:val="14"/>
+              </w:rPr>
+              <w:t>Logement / cadre de vie</w:t>
+            </w:r>
+          </w:p>
+        </w:tc>
+        <w:tc>
+          <w:tcPr>
+            <w:tcW w:type="dxa" w:w="1531"/>
+          </w:tcPr>
+          <w:p>
+            <w:r>
+              <w:rPr>
+                <w:b/>
+                <w:i w:val="0"/>
+                <w:color w:val="16A34A"/>
+                <w:sz w:val="16"/>
+              </w:rPr>
+              <w:t>s01q29, s01q31, s04q24, s00q04, s11q21, s09fq03, s09fq011</w:t>
+            </w:r>
+          </w:p>
+        </w:tc>
+        <w:tc>
+          <w:tcPr>
+            <w:tcW w:type="dxa" w:w="1191"/>
+          </w:tcPr>
+          <w:p>
+            <w:r>
+              <w:rPr>
+                <w:b w:val="0"/>
+                <w:i w:val="0"/>
+                <w:color w:val="64748B"/>
+                <w:sz w:val="16"/>
+              </w:rPr>
+              <w:t>GT-CQ</w:t>
+            </w:r>
+          </w:p>
+        </w:tc>
+        <w:tc>
+          <w:tcPr>
+            <w:tcW w:type="dxa" w:w="4706"/>
+          </w:tcPr>
+          <w:p>
+            <w:r>
+              <w:rPr>
+                <w:b w:val="0"/>
+                <w:i w:val="0"/>
+                <w:sz w:val="17"/>
+              </w:rPr>
+              <w:t>FCFA dans Frais de connexion au réseau de distribution d'eau mais dit ne pas être connecté à un réseau d'eau courante, prière de corriger cette incoherence</w:t>
+            </w:r>
+          </w:p>
+        </w:tc>
+      </w:tr>
+      <w:tr>
+        <w:tc>
+          <w:tcPr>
+            <w:tcW w:type="dxa" w:w="964"/>
+          </w:tcPr>
+          <w:p>
+            <w:r>
+              <w:rPr>
+                <w:b/>
+                <w:i w:val="0"/>
+                <w:color w:val="DC2626"/>
+                <w:sz w:val="16"/>
+              </w:rPr>
+              <w:t>Haute</w:t>
+            </w:r>
+          </w:p>
+        </w:tc>
+        <w:tc>
+          <w:tcPr>
+            <w:tcW w:type="dxa" w:w="1247"/>
+          </w:tcPr>
+          <w:p>
+            <w:r>
+              <w:rPr>
+                <w:b/>
+                <w:i w:val="0"/>
+                <w:sz w:val="16"/>
+              </w:rPr>
+              <w:t>S16</w:t>
+              <w:br/>
+            </w:r>
+            <w:r>
+              <w:rPr>
+                <w:b w:val="0"/>
+                <w:i w:val="0"/>
+                <w:color w:val="64748B"/>
+                <w:sz w:val="14"/>
+              </w:rPr>
+              <w:t>Agriculture</w:t>
+            </w:r>
+          </w:p>
+        </w:tc>
+        <w:tc>
+          <w:tcPr>
+            <w:tcW w:type="dxa" w:w="1531"/>
+          </w:tcPr>
+          <w:p>
+            <w:r>
+              <w:rPr>
+                <w:b/>
+                <w:i w:val="0"/>
+                <w:color w:val="16A34A"/>
+                <w:sz w:val="16"/>
+              </w:rPr>
+              <w:t>s16dq05a, s16dq05c</w:t>
+            </w:r>
+          </w:p>
+        </w:tc>
+        <w:tc>
+          <w:tcPr>
+            <w:tcW w:type="dxa" w:w="1191"/>
+          </w:tcPr>
+          <w:p>
+            <w:r>
+              <w:rPr>
+                <w:b w:val="0"/>
+                <w:i w:val="0"/>
+                <w:color w:val="64748B"/>
+                <w:sz w:val="16"/>
+              </w:rPr>
+              <w:t>GT-CQ</w:t>
+            </w:r>
+          </w:p>
+        </w:tc>
+        <w:tc>
+          <w:tcPr>
+            <w:tcW w:type="dxa" w:w="4706"/>
+          </w:tcPr>
+          <w:p>
+            <w:r>
+              <w:rPr>
+                <w:b w:val="0"/>
+                <w:i w:val="0"/>
+                <w:sz w:val="17"/>
+              </w:rPr>
+              <w:t>La quantité de s16dq05a estimée en Kg est incohérente avec la prise dans la question s16dq05c, prière de bien estimer et mettre la valeur exacte.</w:t>
+            </w:r>
+          </w:p>
+        </w:tc>
+      </w:tr>
+      <w:tr>
+        <w:tc>
+          <w:tcPr>
+            <w:tcW w:type="dxa" w:w="964"/>
+          </w:tcPr>
+          <w:p>
+            <w:r>
+              <w:rPr>
+                <w:b/>
+                <w:i w:val="0"/>
+                <w:color w:val="EA580C"/>
+                <w:sz w:val="16"/>
+              </w:rPr>
+              <w:t>Moyenne</w:t>
+            </w:r>
+          </w:p>
+        </w:tc>
+        <w:tc>
+          <w:tcPr>
+            <w:tcW w:type="dxa" w:w="1247"/>
+          </w:tcPr>
+          <w:p>
+            <w:r>
+              <w:rPr>
+                <w:b/>
+                <w:i w:val="0"/>
+                <w:sz w:val="16"/>
+              </w:rPr>
+              <w:t>S00</w:t>
+              <w:br/>
+            </w:r>
+            <w:r>
+              <w:rPr>
+                <w:b w:val="0"/>
+                <w:i w:val="0"/>
+                <w:color w:val="64748B"/>
+                <w:sz w:val="14"/>
+              </w:rPr>
+              <w:t>Identification</w:t>
+            </w:r>
+          </w:p>
+        </w:tc>
+        <w:tc>
+          <w:tcPr>
+            <w:tcW w:type="dxa" w:w="1531"/>
+          </w:tcPr>
+          <w:p>
+            <w:r>
+              <w:rPr>
+                <w:b/>
+                <w:i w:val="0"/>
+                <w:color w:val="16A34A"/>
+                <w:sz w:val="16"/>
+              </w:rPr>
+              <w:t>s00q27</w:t>
+            </w:r>
+          </w:p>
+        </w:tc>
+        <w:tc>
+          <w:tcPr>
+            <w:tcW w:type="dxa" w:w="1191"/>
+          </w:tcPr>
+          <w:p>
+            <w:r>
+              <w:rPr>
+                <w:b w:val="0"/>
+                <w:i w:val="0"/>
+                <w:color w:val="64748B"/>
+                <w:sz w:val="16"/>
+              </w:rPr>
+              <w:t>GT-CQ</w:t>
+            </w:r>
+          </w:p>
+        </w:tc>
+        <w:tc>
+          <w:tcPr>
+            <w:tcW w:type="dxa" w:w="4706"/>
+          </w:tcPr>
+          <w:p>
+            <w:r>
+              <w:rPr>
+                <w:b w:val="0"/>
+                <w:i w:val="0"/>
+                <w:sz w:val="17"/>
+              </w:rPr>
+              <w:t>Le questionnaire semble ne pas être complètement fini mais le questionnaire est en statut complet, prière de compléter le questionnaire.</w:t>
+            </w:r>
+          </w:p>
+        </w:tc>
+      </w:tr>
+      <w:tr>
+        <w:tc>
+          <w:tcPr>
+            <w:tcW w:type="dxa" w:w="964"/>
+          </w:tcPr>
+          <w:p>
+            <w:r>
+              <w:rPr>
+                <w:b/>
+                <w:i w:val="0"/>
+                <w:color w:val="EA580C"/>
+                <w:sz w:val="16"/>
+              </w:rPr>
+              <w:t>Moyenne</w:t>
+            </w:r>
+          </w:p>
+        </w:tc>
+        <w:tc>
+          <w:tcPr>
+            <w:tcW w:type="dxa" w:w="1247"/>
+          </w:tcPr>
+          <w:p>
+            <w:r>
+              <w:rPr>
+                <w:b/>
+                <w:i w:val="0"/>
+                <w:sz w:val="16"/>
+              </w:rPr>
+              <w:t>S00</w:t>
+              <w:br/>
+            </w:r>
+            <w:r>
+              <w:rPr>
+                <w:b w:val="0"/>
+                <w:i w:val="0"/>
+                <w:color w:val="64748B"/>
+                <w:sz w:val="14"/>
+              </w:rPr>
+              <w:t>Identification</w:t>
+            </w:r>
+          </w:p>
+        </w:tc>
+        <w:tc>
+          <w:tcPr>
+            <w:tcW w:type="dxa" w:w="1531"/>
+          </w:tcPr>
+          <w:p>
+            <w:r>
+              <w:rPr>
+                <w:b/>
+                <w:i w:val="0"/>
+                <w:color w:val="16A34A"/>
+                <w:sz w:val="16"/>
+              </w:rPr>
+              <w:t>—</w:t>
+            </w:r>
+          </w:p>
+        </w:tc>
+        <w:tc>
+          <w:tcPr>
+            <w:tcW w:type="dxa" w:w="1191"/>
+          </w:tcPr>
+          <w:p>
+            <w:r>
+              <w:rPr>
+                <w:b w:val="0"/>
+                <w:i w:val="0"/>
+                <w:color w:val="64748B"/>
+                <w:sz w:val="16"/>
+              </w:rPr>
+              <w:t>GT-CQ</w:t>
+            </w:r>
+          </w:p>
+        </w:tc>
+        <w:tc>
+          <w:tcPr>
+            <w:tcW w:type="dxa" w:w="4706"/>
+          </w:tcPr>
+          <w:p>
+            <w:r>
+              <w:rPr>
+                <w:b w:val="0"/>
+                <w:i w:val="0"/>
+                <w:sz w:val="17"/>
+              </w:rPr>
+              <w:t>L'adresse ou la localisation du ménage doit être bien renseignée, ne doit pas contenir des numéros de téléphone et elle semble courte pour être une adresse.</w:t>
+            </w:r>
+          </w:p>
+        </w:tc>
+      </w:tr>
+      <w:tr>
+        <w:tc>
+          <w:tcPr>
+            <w:tcW w:type="dxa" w:w="964"/>
+          </w:tcPr>
+          <w:p>
+            <w:r>
+              <w:rPr>
+                <w:b/>
+                <w:i w:val="0"/>
+                <w:color w:val="EA580C"/>
+                <w:sz w:val="16"/>
+              </w:rPr>
+              <w:t>Moyenne</w:t>
+            </w:r>
+          </w:p>
+        </w:tc>
+        <w:tc>
+          <w:tcPr>
+            <w:tcW w:type="dxa" w:w="1247"/>
+          </w:tcPr>
+          <w:p>
+            <w:r>
+              <w:rPr>
+                <w:b/>
+                <w:i w:val="0"/>
+                <w:sz w:val="16"/>
+              </w:rPr>
+              <w:t>S00</w:t>
+              <w:br/>
+            </w:r>
+            <w:r>
+              <w:rPr>
+                <w:b w:val="0"/>
+                <w:i w:val="0"/>
+                <w:color w:val="64748B"/>
+                <w:sz w:val="14"/>
+              </w:rPr>
+              <w:t>Identification</w:t>
+            </w:r>
+          </w:p>
+        </w:tc>
+        <w:tc>
+          <w:tcPr>
+            <w:tcW w:type="dxa" w:w="1531"/>
+          </w:tcPr>
+          <w:p>
+            <w:r>
+              <w:rPr>
+                <w:b/>
+                <w:i w:val="0"/>
+                <w:color w:val="16A34A"/>
+                <w:sz w:val="16"/>
+              </w:rPr>
+              <w:t>—</w:t>
+            </w:r>
+          </w:p>
+        </w:tc>
+        <w:tc>
+          <w:tcPr>
+            <w:tcW w:type="dxa" w:w="1191"/>
+          </w:tcPr>
+          <w:p>
+            <w:r>
+              <w:rPr>
+                <w:b w:val="0"/>
+                <w:i w:val="0"/>
+                <w:color w:val="64748B"/>
+                <w:sz w:val="16"/>
+              </w:rPr>
+              <w:t>GT-CQ</w:t>
+            </w:r>
+          </w:p>
+        </w:tc>
+        <w:tc>
+          <w:tcPr>
+            <w:tcW w:type="dxa" w:w="4706"/>
+          </w:tcPr>
+          <w:p>
+            <w:r>
+              <w:rPr>
+                <w:b w:val="0"/>
+                <w:i w:val="0"/>
+                <w:sz w:val="17"/>
+              </w:rPr>
+              <w:t>Prière de mettre les noms dans ces questions et mettre les contacts à leurs places.</w:t>
+            </w:r>
+          </w:p>
+        </w:tc>
+      </w:tr>
+      <w:tr>
+        <w:tc>
+          <w:tcPr>
+            <w:tcW w:type="dxa" w:w="964"/>
+          </w:tcPr>
+          <w:p>
+            <w:r>
+              <w:rPr>
+                <w:b/>
+                <w:i w:val="0"/>
+                <w:color w:val="EA580C"/>
+                <w:sz w:val="16"/>
+              </w:rPr>
+              <w:t>Moyenne</w:t>
+            </w:r>
+          </w:p>
+        </w:tc>
+        <w:tc>
+          <w:tcPr>
+            <w:tcW w:type="dxa" w:w="1247"/>
+          </w:tcPr>
+          <w:p>
+            <w:r>
+              <w:rPr>
+                <w:b/>
+                <w:i w:val="0"/>
+                <w:sz w:val="16"/>
+              </w:rPr>
+              <w:t>S00</w:t>
+              <w:br/>
+            </w:r>
+            <w:r>
+              <w:rPr>
+                <w:b w:val="0"/>
+                <w:i w:val="0"/>
+                <w:color w:val="64748B"/>
+                <w:sz w:val="14"/>
+              </w:rPr>
+              <w:t>Identification</w:t>
+            </w:r>
+          </w:p>
+        </w:tc>
+        <w:tc>
+          <w:tcPr>
+            <w:tcW w:type="dxa" w:w="1531"/>
+          </w:tcPr>
+          <w:p>
+            <w:r>
+              <w:rPr>
+                <w:b/>
+                <w:i w:val="0"/>
+                <w:color w:val="16A34A"/>
+                <w:sz w:val="16"/>
+              </w:rPr>
+              <w:t>s00q14, s00q16, s00q18</w:t>
+            </w:r>
+          </w:p>
+        </w:tc>
+        <w:tc>
+          <w:tcPr>
+            <w:tcW w:type="dxa" w:w="1191"/>
+          </w:tcPr>
+          <w:p>
+            <w:r>
+              <w:rPr>
+                <w:b w:val="0"/>
+                <w:i w:val="0"/>
+                <w:color w:val="64748B"/>
+                <w:sz w:val="16"/>
+              </w:rPr>
+              <w:t>GT-CQ</w:t>
+            </w:r>
+          </w:p>
+        </w:tc>
+        <w:tc>
+          <w:tcPr>
+            <w:tcW w:type="dxa" w:w="4706"/>
+          </w:tcPr>
+          <w:p>
+            <w:r>
+              <w:rPr>
+                <w:b w:val="0"/>
+                <w:i w:val="0"/>
+                <w:sz w:val="17"/>
+              </w:rPr>
+              <w:t>Attention! Veillez bien renseigner les contacts dans les questions de 0.14 ou 0.16 ou 0.18.</w:t>
+            </w:r>
+          </w:p>
+        </w:tc>
+      </w:tr>
+      <w:tr>
+        <w:tc>
+          <w:tcPr>
+            <w:tcW w:type="dxa" w:w="964"/>
+          </w:tcPr>
+          <w:p>
+            <w:r>
+              <w:rPr>
+                <w:b/>
+                <w:i w:val="0"/>
+                <w:color w:val="EA580C"/>
+                <w:sz w:val="16"/>
+              </w:rPr>
+              <w:t>Moyenne</w:t>
+            </w:r>
+          </w:p>
+        </w:tc>
+        <w:tc>
+          <w:tcPr>
+            <w:tcW w:type="dxa" w:w="1247"/>
+          </w:tcPr>
+          <w:p>
+            <w:r>
+              <w:rPr>
+                <w:b/>
+                <w:i w:val="0"/>
+                <w:sz w:val="16"/>
+              </w:rPr>
+              <w:t>S01</w:t>
+              <w:br/>
+            </w:r>
+            <w:r>
+              <w:rPr>
+                <w:b w:val="0"/>
+                <w:i w:val="0"/>
+                <w:color w:val="64748B"/>
+                <w:sz w:val="14"/>
+              </w:rPr>
+              <w:t>Démographie</w:t>
+            </w:r>
+          </w:p>
+        </w:tc>
+        <w:tc>
+          <w:tcPr>
+            <w:tcW w:type="dxa" w:w="1531"/>
+          </w:tcPr>
+          <w:p>
+            <w:r>
+              <w:rPr>
+                <w:b/>
+                <w:i w:val="0"/>
+                <w:color w:val="16A34A"/>
+                <w:sz w:val="16"/>
+              </w:rPr>
+              <w:t>—</w:t>
+            </w:r>
+          </w:p>
+        </w:tc>
+        <w:tc>
+          <w:tcPr>
+            <w:tcW w:type="dxa" w:w="1191"/>
+          </w:tcPr>
+          <w:p>
+            <w:r>
+              <w:rPr>
+                <w:b w:val="0"/>
+                <w:i w:val="0"/>
+                <w:color w:val="64748B"/>
+                <w:sz w:val="16"/>
+              </w:rPr>
+              <w:t>GT-CQ</w:t>
+            </w:r>
+          </w:p>
+        </w:tc>
+        <w:tc>
+          <w:tcPr>
+            <w:tcW w:type="dxa" w:w="4706"/>
+          </w:tcPr>
+          <w:p>
+            <w:r>
+              <w:rPr>
+                <w:b w:val="0"/>
+                <w:i w:val="0"/>
+                <w:sz w:val="17"/>
+              </w:rPr>
+              <w:t>Prière de verifier l'information donnée par ASTOU NDIAYE ou corriger au niveau de la section 1.</w:t>
+            </w:r>
+          </w:p>
+        </w:tc>
+      </w:tr>
+      <w:tr>
+        <w:tc>
+          <w:tcPr>
+            <w:tcW w:type="dxa" w:w="964"/>
+          </w:tcPr>
+          <w:p>
+            <w:r>
+              <w:rPr>
+                <w:b/>
+                <w:i w:val="0"/>
+                <w:color w:val="EA580C"/>
+                <w:sz w:val="16"/>
+              </w:rPr>
+              <w:t>Moyenne</w:t>
+            </w:r>
+          </w:p>
+        </w:tc>
+        <w:tc>
+          <w:tcPr>
+            <w:tcW w:type="dxa" w:w="1247"/>
+          </w:tcPr>
+          <w:p>
+            <w:r>
+              <w:rPr>
+                <w:b/>
+                <w:i w:val="0"/>
+                <w:sz w:val="16"/>
+              </w:rPr>
+              <w:t>S01</w:t>
+              <w:br/>
+            </w:r>
+            <w:r>
+              <w:rPr>
+                <w:b w:val="0"/>
+                <w:i w:val="0"/>
+                <w:color w:val="64748B"/>
+                <w:sz w:val="14"/>
+              </w:rPr>
+              <w:t>Démographie</w:t>
+            </w:r>
+          </w:p>
+        </w:tc>
+        <w:tc>
+          <w:tcPr>
+            <w:tcW w:type="dxa" w:w="1531"/>
+          </w:tcPr>
+          <w:p>
+            <w:r>
+              <w:rPr>
+                <w:b/>
+                <w:i w:val="0"/>
+                <w:color w:val="16A34A"/>
+                <w:sz w:val="16"/>
+              </w:rPr>
+              <w:t>s01q10_1</w:t>
+            </w:r>
+          </w:p>
+        </w:tc>
+        <w:tc>
+          <w:tcPr>
+            <w:tcW w:type="dxa" w:w="1191"/>
+          </w:tcPr>
+          <w:p>
+            <w:r>
+              <w:rPr>
+                <w:b w:val="0"/>
+                <w:i w:val="0"/>
+                <w:color w:val="64748B"/>
+                <w:sz w:val="16"/>
+              </w:rPr>
+              <w:t>GT-CQ</w:t>
+            </w:r>
+          </w:p>
+        </w:tc>
+        <w:tc>
+          <w:tcPr>
+            <w:tcW w:type="dxa" w:w="4706"/>
+          </w:tcPr>
+          <w:p>
+            <w:r>
+              <w:rPr>
+                <w:b w:val="0"/>
+                <w:i w:val="0"/>
+                <w:sz w:val="17"/>
+              </w:rPr>
+              <w:t>La taille du ménage lors de l'enquête principale (9) de ce ménage est inférieur à la taille du denombrement (16), prière de fournir des explications concrètes ou aller revisiter le ménage.</w:t>
+            </w:r>
+          </w:p>
+        </w:tc>
+      </w:tr>
+      <w:tr>
+        <w:tc>
+          <w:tcPr>
+            <w:tcW w:type="dxa" w:w="964"/>
+          </w:tcPr>
+          <w:p>
+            <w:r>
+              <w:rPr>
+                <w:b/>
+                <w:i w:val="0"/>
+                <w:color w:val="EA580C"/>
+                <w:sz w:val="16"/>
+              </w:rPr>
+              <w:t>Moyenne</w:t>
+            </w:r>
+          </w:p>
+        </w:tc>
+        <w:tc>
+          <w:tcPr>
+            <w:tcW w:type="dxa" w:w="1247"/>
+          </w:tcPr>
+          <w:p>
+            <w:r>
+              <w:rPr>
+                <w:b/>
+                <w:i w:val="0"/>
+                <w:sz w:val="16"/>
+              </w:rPr>
               <w:t>S02</w:t>
               <w:br/>
             </w:r>
@@ -1354,7 +2344,7 @@
                 <w:color w:val="16A34A"/>
                 <w:sz w:val="16"/>
               </w:rPr>
-              <w:t>s02q33, s01q00b</w:t>
+              <w:t>—</w:t>
             </w:r>
           </w:p>
         </w:tc>
@@ -1385,7 +2375,7 @@
                 <w:i w:val="0"/>
                 <w:sz w:val="17"/>
               </w:rPr>
-              <w:t>Incoherent!!! La dernière fois que BOUGAR DIONE a  fréquenté l'école est 9999.</w:t>
+              <w:t>Prière de vous adresser à BOUGAR DIONE pour avoir l'année exacte.</w:t>
             </w:r>
           </w:p>
         </w:tc>
@@ -1400,10 +2390,10 @@
               <w:rPr>
                 <w:b/>
                 <w:i w:val="0"/>
-                <w:color w:val="DC2626"/>
+                <w:color w:val="EA580C"/>
                 <w:sz w:val="16"/>
               </w:rPr>
-              <w:t>Haute</w:t>
+              <w:t>Moyenne</w:t>
             </w:r>
           </w:p>
         </w:tc>
@@ -1418,7 +2408,7 @@
                 <w:i w:val="0"/>
                 <w:sz w:val="16"/>
               </w:rPr>
-              <w:t>S07</w:t>
+              <w:t>S02</w:t>
               <w:br/>
             </w:r>
             <w:r>
@@ -1428,7 +2418,7 @@
                 <w:color w:val="64748B"/>
                 <w:sz w:val="14"/>
               </w:rPr>
-              <w:t>Consommation alimentaire</w:t>
+              <w:t>Éducation</w:t>
             </w:r>
           </w:p>
         </w:tc>
@@ -1444,7 +2434,7 @@
                 <w:color w:val="16A34A"/>
                 <w:sz w:val="16"/>
               </w:rPr>
-              <w:t>s00q27, s01q03a, s01q03b, s01q03c, s02q04, s03q14, s04q15, s04q16</w:t>
+              <w:t>s01q47__7, s02q24, s01q00b, s02q17_2, s02q15_2</w:t>
             </w:r>
           </w:p>
         </w:tc>
@@ -1475,2077 +2465,7 @@
                 <w:i w:val="0"/>
                 <w:sz w:val="17"/>
               </w:rPr>
-              <w:t>Incohérence!! Dans ce ménage, chaque individus consomme par jour .5555556 Kg  de cereale; Prière de vérifier les quantités prises des produits cérealiers (de Riz local Gambiaka à Autres semoules de céréales) auprès du ménage ou confirmer avec le QG.</w:t>
-            </w:r>
-          </w:p>
-        </w:tc>
-      </w:tr>
-      <w:tr>
-        <w:tc>
-          <w:tcPr>
-            <w:tcW w:type="dxa" w:w="964"/>
-          </w:tcPr>
-          <w:p>
-            <w:r>
-              <w:rPr>
-                <w:b/>
-                <w:i w:val="0"/>
-                <w:color w:val="DC2626"/>
-                <w:sz w:val="16"/>
-              </w:rPr>
-              <w:t>Haute</w:t>
-            </w:r>
-          </w:p>
-        </w:tc>
-        <w:tc>
-          <w:tcPr>
-            <w:tcW w:type="dxa" w:w="1247"/>
-          </w:tcPr>
-          <w:p>
-            <w:r>
-              <w:rPr>
-                <w:b/>
-                <w:i w:val="0"/>
-                <w:sz w:val="16"/>
-              </w:rPr>
-              <w:t>S11</w:t>
-              <w:br/>
-            </w:r>
-            <w:r>
-              <w:rPr>
-                <w:b w:val="0"/>
-                <w:i w:val="0"/>
-                <w:color w:val="64748B"/>
-                <w:sz w:val="14"/>
-              </w:rPr>
-              <w:t>Logement / cadre de vie</w:t>
-            </w:r>
-          </w:p>
-        </w:tc>
-        <w:tc>
-          <w:tcPr>
-            <w:tcW w:type="dxa" w:w="1531"/>
-          </w:tcPr>
-          <w:p>
-            <w:r>
-              <w:rPr>
-                <w:b/>
-                <w:i w:val="0"/>
-                <w:color w:val="16A34A"/>
-                <w:sz w:val="16"/>
-              </w:rPr>
-              <w:t>s01q07, s01q08, s02q20, s02q22, s03q07, s02q29, s04q19, s13q02</w:t>
-            </w:r>
-          </w:p>
-        </w:tc>
-        <w:tc>
-          <w:tcPr>
-            <w:tcW w:type="dxa" w:w="1191"/>
-          </w:tcPr>
-          <w:p>
-            <w:r>
-              <w:rPr>
-                <w:b w:val="0"/>
-                <w:i w:val="0"/>
-                <w:color w:val="64748B"/>
-                <w:sz w:val="16"/>
-              </w:rPr>
-              <w:t>GT-CQ</w:t>
-            </w:r>
-          </w:p>
-        </w:tc>
-        <w:tc>
-          <w:tcPr>
-            <w:tcW w:type="dxa" w:w="4706"/>
-          </w:tcPr>
-          <w:p>
-            <w:r>
-              <w:rPr>
-                <w:b w:val="0"/>
-                <w:i w:val="0"/>
-                <w:sz w:val="17"/>
-              </w:rPr>
-              <w:t>Avertissement!! Le montant supporté (30000 FCFA) par le ménage pour cette source d’énergie (Charbon de bois) à KAOLACK Rural au cours des 30 derniers jours semble incoherent, prière de confirmer ou corriger.</w:t>
-            </w:r>
-          </w:p>
-        </w:tc>
-      </w:tr>
-      <w:tr>
-        <w:tc>
-          <w:tcPr>
-            <w:tcW w:type="dxa" w:w="964"/>
-          </w:tcPr>
-          <w:p>
-            <w:r>
-              <w:rPr>
-                <w:b/>
-                <w:i w:val="0"/>
-                <w:color w:val="DC2626"/>
-                <w:sz w:val="16"/>
-              </w:rPr>
-              <w:t>Haute</w:t>
-            </w:r>
-          </w:p>
-        </w:tc>
-        <w:tc>
-          <w:tcPr>
-            <w:tcW w:type="dxa" w:w="1247"/>
-          </w:tcPr>
-          <w:p>
-            <w:r>
-              <w:rPr>
-                <w:b/>
-                <w:i w:val="0"/>
-                <w:sz w:val="16"/>
-              </w:rPr>
-              <w:t>S11</w:t>
-              <w:br/>
-            </w:r>
-            <w:r>
-              <w:rPr>
-                <w:b w:val="0"/>
-                <w:i w:val="0"/>
-                <w:color w:val="64748B"/>
-                <w:sz w:val="14"/>
-              </w:rPr>
-              <w:t>Logement / cadre de vie</w:t>
-            </w:r>
-          </w:p>
-        </w:tc>
-        <w:tc>
-          <w:tcPr>
-            <w:tcW w:type="dxa" w:w="1531"/>
-          </w:tcPr>
-          <w:p>
-            <w:r>
-              <w:rPr>
-                <w:b/>
-                <w:i w:val="0"/>
-                <w:color w:val="16A34A"/>
-                <w:sz w:val="16"/>
-              </w:rPr>
-              <w:t>—</w:t>
-            </w:r>
-          </w:p>
-        </w:tc>
-        <w:tc>
-          <w:tcPr>
-            <w:tcW w:type="dxa" w:w="1191"/>
-          </w:tcPr>
-          <w:p>
-            <w:r>
-              <w:rPr>
-                <w:b w:val="0"/>
-                <w:i w:val="0"/>
-                <w:color w:val="64748B"/>
-                <w:sz w:val="16"/>
-              </w:rPr>
-              <w:t>GT-CQ</w:t>
-            </w:r>
-          </w:p>
-        </w:tc>
-        <w:tc>
-          <w:tcPr>
-            <w:tcW w:type="dxa" w:w="4706"/>
-          </w:tcPr>
-          <w:p>
-            <w:r>
-              <w:rPr>
-                <w:b w:val="0"/>
-                <w:i w:val="0"/>
-                <w:sz w:val="17"/>
-              </w:rPr>
-              <w:t>Incoherence!! Le ménage a depensé .</w:t>
-            </w:r>
-          </w:p>
-        </w:tc>
-      </w:tr>
-      <w:tr>
-        <w:tc>
-          <w:tcPr>
-            <w:tcW w:type="dxa" w:w="964"/>
-          </w:tcPr>
-          <w:p>
-            <w:r>
-              <w:rPr>
-                <w:b/>
-                <w:i w:val="0"/>
-                <w:color w:val="DC2626"/>
-                <w:sz w:val="16"/>
-              </w:rPr>
-              <w:t>Haute</w:t>
-            </w:r>
-          </w:p>
-        </w:tc>
-        <w:tc>
-          <w:tcPr>
-            <w:tcW w:type="dxa" w:w="1247"/>
-          </w:tcPr>
-          <w:p>
-            <w:r>
-              <w:rPr>
-                <w:b/>
-                <w:i w:val="0"/>
-                <w:sz w:val="16"/>
-              </w:rPr>
-              <w:t>S11</w:t>
-              <w:br/>
-            </w:r>
-            <w:r>
-              <w:rPr>
-                <w:b w:val="0"/>
-                <w:i w:val="0"/>
-                <w:color w:val="64748B"/>
-                <w:sz w:val="14"/>
-              </w:rPr>
-              <w:t>Logement / cadre de vie</w:t>
-            </w:r>
-          </w:p>
-        </w:tc>
-        <w:tc>
-          <w:tcPr>
-            <w:tcW w:type="dxa" w:w="1531"/>
-          </w:tcPr>
-          <w:p>
-            <w:r>
-              <w:rPr>
-                <w:b/>
-                <w:i w:val="0"/>
-                <w:color w:val="16A34A"/>
-                <w:sz w:val="16"/>
-              </w:rPr>
-              <w:t>s01q29, s01q31, s04q24, s00q04, s11q21, s09fq03, s09fq011</w:t>
-            </w:r>
-          </w:p>
-        </w:tc>
-        <w:tc>
-          <w:tcPr>
-            <w:tcW w:type="dxa" w:w="1191"/>
-          </w:tcPr>
-          <w:p>
-            <w:r>
-              <w:rPr>
-                <w:b w:val="0"/>
-                <w:i w:val="0"/>
-                <w:color w:val="64748B"/>
-                <w:sz w:val="16"/>
-              </w:rPr>
-              <w:t>GT-CQ</w:t>
-            </w:r>
-          </w:p>
-        </w:tc>
-        <w:tc>
-          <w:tcPr>
-            <w:tcW w:type="dxa" w:w="4706"/>
-          </w:tcPr>
-          <w:p>
-            <w:r>
-              <w:rPr>
-                <w:b w:val="0"/>
-                <w:i w:val="0"/>
-                <w:sz w:val="17"/>
-              </w:rPr>
-              <w:t>FCFA dans Frais de connexion au réseau de distribution d'eau mais dit ne pas être connecté à un réseau d'eau courante, prière de corriger cette incoherence</w:t>
-            </w:r>
-          </w:p>
-        </w:tc>
-      </w:tr>
-      <w:tr>
-        <w:tc>
-          <w:tcPr>
-            <w:tcW w:type="dxa" w:w="964"/>
-          </w:tcPr>
-          <w:p>
-            <w:r>
-              <w:rPr>
-                <w:b/>
-                <w:i w:val="0"/>
-                <w:color w:val="DC2626"/>
-                <w:sz w:val="16"/>
-              </w:rPr>
-              <w:t>Haute</w:t>
-            </w:r>
-          </w:p>
-        </w:tc>
-        <w:tc>
-          <w:tcPr>
-            <w:tcW w:type="dxa" w:w="1247"/>
-          </w:tcPr>
-          <w:p>
-            <w:r>
-              <w:rPr>
-                <w:b/>
-                <w:i w:val="0"/>
-                <w:sz w:val="16"/>
-              </w:rPr>
-              <w:t>S16</w:t>
-              <w:br/>
-            </w:r>
-            <w:r>
-              <w:rPr>
-                <w:b w:val="0"/>
-                <w:i w:val="0"/>
-                <w:color w:val="64748B"/>
-                <w:sz w:val="14"/>
-              </w:rPr>
-              <w:t>Agriculture</w:t>
-            </w:r>
-          </w:p>
-        </w:tc>
-        <w:tc>
-          <w:tcPr>
-            <w:tcW w:type="dxa" w:w="1531"/>
-          </w:tcPr>
-          <w:p>
-            <w:r>
-              <w:rPr>
-                <w:b/>
-                <w:i w:val="0"/>
-                <w:color w:val="16A34A"/>
-                <w:sz w:val="16"/>
-              </w:rPr>
-              <w:t>s16dq05a, s16dq05c</w:t>
-            </w:r>
-          </w:p>
-        </w:tc>
-        <w:tc>
-          <w:tcPr>
-            <w:tcW w:type="dxa" w:w="1191"/>
-          </w:tcPr>
-          <w:p>
-            <w:r>
-              <w:rPr>
-                <w:b w:val="0"/>
-                <w:i w:val="0"/>
-                <w:color w:val="64748B"/>
-                <w:sz w:val="16"/>
-              </w:rPr>
-              <w:t>GT-CQ</w:t>
-            </w:r>
-          </w:p>
-        </w:tc>
-        <w:tc>
-          <w:tcPr>
-            <w:tcW w:type="dxa" w:w="4706"/>
-          </w:tcPr>
-          <w:p>
-            <w:r>
-              <w:rPr>
-                <w:b w:val="0"/>
-                <w:i w:val="0"/>
-                <w:sz w:val="17"/>
-              </w:rPr>
-              <w:t>La quantité de s16dq05a estimée en Kg est incohérente avec la prise dans la question s16dq05c, prière de bien estimer et mettre la valeur exacte.</w:t>
-            </w:r>
-          </w:p>
-        </w:tc>
-      </w:tr>
-      <w:tr>
-        <w:tc>
-          <w:tcPr>
-            <w:tcW w:type="dxa" w:w="964"/>
-          </w:tcPr>
-          <w:p>
-            <w:r>
-              <w:rPr>
-                <w:b/>
-                <w:i w:val="0"/>
-                <w:color w:val="EA580C"/>
-                <w:sz w:val="16"/>
-              </w:rPr>
-              <w:t>Moyenne</w:t>
-            </w:r>
-          </w:p>
-        </w:tc>
-        <w:tc>
-          <w:tcPr>
-            <w:tcW w:type="dxa" w:w="1247"/>
-          </w:tcPr>
-          <w:p>
-            <w:r>
-              <w:rPr>
-                <w:b/>
-                <w:i w:val="0"/>
-                <w:sz w:val="16"/>
-              </w:rPr>
-              <w:t>S00</w:t>
-              <w:br/>
-            </w:r>
-            <w:r>
-              <w:rPr>
-                <w:b w:val="0"/>
-                <w:i w:val="0"/>
-                <w:color w:val="64748B"/>
-                <w:sz w:val="14"/>
-              </w:rPr>
-              <w:t>Identification</w:t>
-            </w:r>
-          </w:p>
-        </w:tc>
-        <w:tc>
-          <w:tcPr>
-            <w:tcW w:type="dxa" w:w="1531"/>
-          </w:tcPr>
-          <w:p>
-            <w:r>
-              <w:rPr>
-                <w:b/>
-                <w:i w:val="0"/>
-                <w:color w:val="16A34A"/>
-                <w:sz w:val="16"/>
-              </w:rPr>
-              <w:t>s00q27</w:t>
-            </w:r>
-          </w:p>
-        </w:tc>
-        <w:tc>
-          <w:tcPr>
-            <w:tcW w:type="dxa" w:w="1191"/>
-          </w:tcPr>
-          <w:p>
-            <w:r>
-              <w:rPr>
-                <w:b w:val="0"/>
-                <w:i w:val="0"/>
-                <w:color w:val="64748B"/>
-                <w:sz w:val="16"/>
-              </w:rPr>
-              <w:t>GT-CQ</w:t>
-            </w:r>
-          </w:p>
-        </w:tc>
-        <w:tc>
-          <w:tcPr>
-            <w:tcW w:type="dxa" w:w="4706"/>
-          </w:tcPr>
-          <w:p>
-            <w:r>
-              <w:rPr>
-                <w:b w:val="0"/>
-                <w:i w:val="0"/>
-                <w:sz w:val="17"/>
-              </w:rPr>
-              <w:t>Le questionnaire semble ne pas être complètement fini mais le questionnaire est en statut complet, prière de compléter le questionnaire.</w:t>
-            </w:r>
-          </w:p>
-        </w:tc>
-      </w:tr>
-      <w:tr>
-        <w:tc>
-          <w:tcPr>
-            <w:tcW w:type="dxa" w:w="964"/>
-          </w:tcPr>
-          <w:p>
-            <w:r>
-              <w:rPr>
-                <w:b/>
-                <w:i w:val="0"/>
-                <w:color w:val="EA580C"/>
-                <w:sz w:val="16"/>
-              </w:rPr>
-              <w:t>Moyenne</w:t>
-            </w:r>
-          </w:p>
-        </w:tc>
-        <w:tc>
-          <w:tcPr>
-            <w:tcW w:type="dxa" w:w="1247"/>
-          </w:tcPr>
-          <w:p>
-            <w:r>
-              <w:rPr>
-                <w:b/>
-                <w:i w:val="0"/>
-                <w:sz w:val="16"/>
-              </w:rPr>
-              <w:t>S00</w:t>
-              <w:br/>
-            </w:r>
-            <w:r>
-              <w:rPr>
-                <w:b w:val="0"/>
-                <w:i w:val="0"/>
-                <w:color w:val="64748B"/>
-                <w:sz w:val="14"/>
-              </w:rPr>
-              <w:t>Identification</w:t>
-            </w:r>
-          </w:p>
-        </w:tc>
-        <w:tc>
-          <w:tcPr>
-            <w:tcW w:type="dxa" w:w="1531"/>
-          </w:tcPr>
-          <w:p>
-            <w:r>
-              <w:rPr>
-                <w:b/>
-                <w:i w:val="0"/>
-                <w:color w:val="16A34A"/>
-                <w:sz w:val="16"/>
-              </w:rPr>
-              <w:t>—</w:t>
-            </w:r>
-          </w:p>
-        </w:tc>
-        <w:tc>
-          <w:tcPr>
-            <w:tcW w:type="dxa" w:w="1191"/>
-          </w:tcPr>
-          <w:p>
-            <w:r>
-              <w:rPr>
-                <w:b w:val="0"/>
-                <w:i w:val="0"/>
-                <w:color w:val="64748B"/>
-                <w:sz w:val="16"/>
-              </w:rPr>
-              <w:t>GT-CQ</w:t>
-            </w:r>
-          </w:p>
-        </w:tc>
-        <w:tc>
-          <w:tcPr>
-            <w:tcW w:type="dxa" w:w="4706"/>
-          </w:tcPr>
-          <w:p>
-            <w:r>
-              <w:rPr>
-                <w:b w:val="0"/>
-                <w:i w:val="0"/>
-                <w:sz w:val="17"/>
-              </w:rPr>
-              <w:t>L'adresse ou la localisation du ménage doit être bien renseignée, ne doit pas contenir des numéros de téléphone et elle semble courte pour être une adresse.</w:t>
-            </w:r>
-          </w:p>
-        </w:tc>
-      </w:tr>
-      <w:tr>
-        <w:tc>
-          <w:tcPr>
-            <w:tcW w:type="dxa" w:w="964"/>
-          </w:tcPr>
-          <w:p>
-            <w:r>
-              <w:rPr>
-                <w:b/>
-                <w:i w:val="0"/>
-                <w:color w:val="EA580C"/>
-                <w:sz w:val="16"/>
-              </w:rPr>
-              <w:t>Moyenne</w:t>
-            </w:r>
-          </w:p>
-        </w:tc>
-        <w:tc>
-          <w:tcPr>
-            <w:tcW w:type="dxa" w:w="1247"/>
-          </w:tcPr>
-          <w:p>
-            <w:r>
-              <w:rPr>
-                <w:b/>
-                <w:i w:val="0"/>
-                <w:sz w:val="16"/>
-              </w:rPr>
-              <w:t>S00</w:t>
-              <w:br/>
-            </w:r>
-            <w:r>
-              <w:rPr>
-                <w:b w:val="0"/>
-                <w:i w:val="0"/>
-                <w:color w:val="64748B"/>
-                <w:sz w:val="14"/>
-              </w:rPr>
-              <w:t>Identification</w:t>
-            </w:r>
-          </w:p>
-        </w:tc>
-        <w:tc>
-          <w:tcPr>
-            <w:tcW w:type="dxa" w:w="1531"/>
-          </w:tcPr>
-          <w:p>
-            <w:r>
-              <w:rPr>
-                <w:b/>
-                <w:i w:val="0"/>
-                <w:color w:val="16A34A"/>
-                <w:sz w:val="16"/>
-              </w:rPr>
-              <w:t>—</w:t>
-            </w:r>
-          </w:p>
-        </w:tc>
-        <w:tc>
-          <w:tcPr>
-            <w:tcW w:type="dxa" w:w="1191"/>
-          </w:tcPr>
-          <w:p>
-            <w:r>
-              <w:rPr>
-                <w:b w:val="0"/>
-                <w:i w:val="0"/>
-                <w:color w:val="64748B"/>
-                <w:sz w:val="16"/>
-              </w:rPr>
-              <w:t>GT-CQ</w:t>
-            </w:r>
-          </w:p>
-        </w:tc>
-        <w:tc>
-          <w:tcPr>
-            <w:tcW w:type="dxa" w:w="4706"/>
-          </w:tcPr>
-          <w:p>
-            <w:r>
-              <w:rPr>
-                <w:b w:val="0"/>
-                <w:i w:val="0"/>
-                <w:sz w:val="17"/>
-              </w:rPr>
-              <w:t>Prière de mettre les noms dans ces questions et mettre les contacts à leurs places.</w:t>
-            </w:r>
-          </w:p>
-        </w:tc>
-      </w:tr>
-      <w:tr>
-        <w:tc>
-          <w:tcPr>
-            <w:tcW w:type="dxa" w:w="964"/>
-          </w:tcPr>
-          <w:p>
-            <w:r>
-              <w:rPr>
-                <w:b/>
-                <w:i w:val="0"/>
-                <w:color w:val="EA580C"/>
-                <w:sz w:val="16"/>
-              </w:rPr>
-              <w:t>Moyenne</w:t>
-            </w:r>
-          </w:p>
-        </w:tc>
-        <w:tc>
-          <w:tcPr>
-            <w:tcW w:type="dxa" w:w="1247"/>
-          </w:tcPr>
-          <w:p>
-            <w:r>
-              <w:rPr>
-                <w:b/>
-                <w:i w:val="0"/>
-                <w:sz w:val="16"/>
-              </w:rPr>
-              <w:t>S00</w:t>
-              <w:br/>
-            </w:r>
-            <w:r>
-              <w:rPr>
-                <w:b w:val="0"/>
-                <w:i w:val="0"/>
-                <w:color w:val="64748B"/>
-                <w:sz w:val="14"/>
-              </w:rPr>
-              <w:t>Identification</w:t>
-            </w:r>
-          </w:p>
-        </w:tc>
-        <w:tc>
-          <w:tcPr>
-            <w:tcW w:type="dxa" w:w="1531"/>
-          </w:tcPr>
-          <w:p>
-            <w:r>
-              <w:rPr>
-                <w:b/>
-                <w:i w:val="0"/>
-                <w:color w:val="16A34A"/>
-                <w:sz w:val="16"/>
-              </w:rPr>
-              <w:t>s00q14, s00q16, s00q18</w:t>
-            </w:r>
-          </w:p>
-        </w:tc>
-        <w:tc>
-          <w:tcPr>
-            <w:tcW w:type="dxa" w:w="1191"/>
-          </w:tcPr>
-          <w:p>
-            <w:r>
-              <w:rPr>
-                <w:b w:val="0"/>
-                <w:i w:val="0"/>
-                <w:color w:val="64748B"/>
-                <w:sz w:val="16"/>
-              </w:rPr>
-              <w:t>GT-CQ</w:t>
-            </w:r>
-          </w:p>
-        </w:tc>
-        <w:tc>
-          <w:tcPr>
-            <w:tcW w:type="dxa" w:w="4706"/>
-          </w:tcPr>
-          <w:p>
-            <w:r>
-              <w:rPr>
-                <w:b w:val="0"/>
-                <w:i w:val="0"/>
-                <w:sz w:val="17"/>
-              </w:rPr>
-              <w:t>Attention! Veillez bien renseigner les contacts dans les questions de 0.14 ou 0.16 ou 0.18.</w:t>
-            </w:r>
-          </w:p>
-        </w:tc>
-      </w:tr>
-      <w:tr>
-        <w:tc>
-          <w:tcPr>
-            <w:tcW w:type="dxa" w:w="964"/>
-          </w:tcPr>
-          <w:p>
-            <w:r>
-              <w:rPr>
-                <w:b/>
-                <w:i w:val="0"/>
-                <w:color w:val="EA580C"/>
-                <w:sz w:val="16"/>
-              </w:rPr>
-              <w:t>Moyenne</w:t>
-            </w:r>
-          </w:p>
-        </w:tc>
-        <w:tc>
-          <w:tcPr>
-            <w:tcW w:type="dxa" w:w="1247"/>
-          </w:tcPr>
-          <w:p>
-            <w:r>
-              <w:rPr>
-                <w:b/>
-                <w:i w:val="0"/>
-                <w:sz w:val="16"/>
-              </w:rPr>
-              <w:t>S01</w:t>
-              <w:br/>
-            </w:r>
-            <w:r>
-              <w:rPr>
-                <w:b w:val="0"/>
-                <w:i w:val="0"/>
-                <w:color w:val="64748B"/>
-                <w:sz w:val="14"/>
-              </w:rPr>
-              <w:t>Démographie</w:t>
-            </w:r>
-          </w:p>
-        </w:tc>
-        <w:tc>
-          <w:tcPr>
-            <w:tcW w:type="dxa" w:w="1531"/>
-          </w:tcPr>
-          <w:p>
-            <w:r>
-              <w:rPr>
-                <w:b/>
-                <w:i w:val="0"/>
-                <w:color w:val="16A34A"/>
-                <w:sz w:val="16"/>
-              </w:rPr>
-              <w:t>—</w:t>
-            </w:r>
-          </w:p>
-        </w:tc>
-        <w:tc>
-          <w:tcPr>
-            <w:tcW w:type="dxa" w:w="1191"/>
-          </w:tcPr>
-          <w:p>
-            <w:r>
-              <w:rPr>
-                <w:b w:val="0"/>
-                <w:i w:val="0"/>
-                <w:color w:val="64748B"/>
-                <w:sz w:val="16"/>
-              </w:rPr>
-              <w:t>GT-CQ</w:t>
-            </w:r>
-          </w:p>
-        </w:tc>
-        <w:tc>
-          <w:tcPr>
-            <w:tcW w:type="dxa" w:w="4706"/>
-          </w:tcPr>
-          <w:p>
-            <w:r>
-              <w:rPr>
-                <w:b w:val="0"/>
-                <w:i w:val="0"/>
-                <w:sz w:val="17"/>
-              </w:rPr>
-              <w:t>Prière de verifier l'information donnée par ASTOU NDIAYE ou corriger au niveau de la section 1.</w:t>
-            </w:r>
-          </w:p>
-        </w:tc>
-      </w:tr>
-      <w:tr>
-        <w:tc>
-          <w:tcPr>
-            <w:tcW w:type="dxa" w:w="964"/>
-          </w:tcPr>
-          <w:p>
-            <w:r>
-              <w:rPr>
-                <w:b/>
-                <w:i w:val="0"/>
-                <w:color w:val="EA580C"/>
-                <w:sz w:val="16"/>
-              </w:rPr>
-              <w:t>Moyenne</w:t>
-            </w:r>
-          </w:p>
-        </w:tc>
-        <w:tc>
-          <w:tcPr>
-            <w:tcW w:type="dxa" w:w="1247"/>
-          </w:tcPr>
-          <w:p>
-            <w:r>
-              <w:rPr>
-                <w:b/>
-                <w:i w:val="0"/>
-                <w:sz w:val="16"/>
-              </w:rPr>
-              <w:t>S01</w:t>
-              <w:br/>
-            </w:r>
-            <w:r>
-              <w:rPr>
-                <w:b w:val="0"/>
-                <w:i w:val="0"/>
-                <w:color w:val="64748B"/>
-                <w:sz w:val="14"/>
-              </w:rPr>
-              <w:t>Démographie</w:t>
-            </w:r>
-          </w:p>
-        </w:tc>
-        <w:tc>
-          <w:tcPr>
-            <w:tcW w:type="dxa" w:w="1531"/>
-          </w:tcPr>
-          <w:p>
-            <w:r>
-              <w:rPr>
-                <w:b/>
-                <w:i w:val="0"/>
-                <w:color w:val="16A34A"/>
-                <w:sz w:val="16"/>
-              </w:rPr>
-              <w:t>s00q27, s01q03a, s01q03b, s01q03c, s01q00b</w:t>
-            </w:r>
-          </w:p>
-        </w:tc>
-        <w:tc>
-          <w:tcPr>
-            <w:tcW w:type="dxa" w:w="1191"/>
-          </w:tcPr>
-          <w:p>
-            <w:r>
-              <w:rPr>
-                <w:b w:val="0"/>
-                <w:i w:val="0"/>
-                <w:color w:val="64748B"/>
-                <w:sz w:val="16"/>
-              </w:rPr>
-              <w:t>GT-CQ</w:t>
-            </w:r>
-          </w:p>
-        </w:tc>
-        <w:tc>
-          <w:tcPr>
-            <w:tcW w:type="dxa" w:w="4706"/>
-          </w:tcPr>
-          <w:p>
-            <w:r>
-              <w:rPr>
-                <w:b w:val="0"/>
-                <w:i w:val="0"/>
-                <w:sz w:val="17"/>
-              </w:rPr>
-              <w:t>Les informations sur l'acte de naissance (ni Jours, ni mois et ni années) de  MIGNANE DIONE  manquent, s'il vous plait pouvez-vous fournir d'effort pour avoir ces informations.</w:t>
-            </w:r>
-          </w:p>
-        </w:tc>
-      </w:tr>
-      <w:tr>
-        <w:tc>
-          <w:tcPr>
-            <w:tcW w:type="dxa" w:w="964"/>
-          </w:tcPr>
-          <w:p>
-            <w:r>
-              <w:rPr>
-                <w:b/>
-                <w:i w:val="0"/>
-                <w:color w:val="EA580C"/>
-                <w:sz w:val="16"/>
-              </w:rPr>
-              <w:t>Moyenne</w:t>
-            </w:r>
-          </w:p>
-        </w:tc>
-        <w:tc>
-          <w:tcPr>
-            <w:tcW w:type="dxa" w:w="1247"/>
-          </w:tcPr>
-          <w:p>
-            <w:r>
-              <w:rPr>
-                <w:b/>
-                <w:i w:val="0"/>
-                <w:sz w:val="16"/>
-              </w:rPr>
-              <w:t>S01</w:t>
-              <w:br/>
-            </w:r>
-            <w:r>
-              <w:rPr>
-                <w:b w:val="0"/>
-                <w:i w:val="0"/>
-                <w:color w:val="64748B"/>
-                <w:sz w:val="14"/>
-              </w:rPr>
-              <w:t>Démographie</w:t>
-            </w:r>
-          </w:p>
-        </w:tc>
-        <w:tc>
-          <w:tcPr>
-            <w:tcW w:type="dxa" w:w="1531"/>
-          </w:tcPr>
-          <w:p>
-            <w:r>
-              <w:rPr>
-                <w:b/>
-                <w:i w:val="0"/>
-                <w:color w:val="16A34A"/>
-                <w:sz w:val="16"/>
-              </w:rPr>
-              <w:t>s00q27, s01q03a, s01q03b, s01q03c, s01q00b</w:t>
-            </w:r>
-          </w:p>
-        </w:tc>
-        <w:tc>
-          <w:tcPr>
-            <w:tcW w:type="dxa" w:w="1191"/>
-          </w:tcPr>
-          <w:p>
-            <w:r>
-              <w:rPr>
-                <w:b w:val="0"/>
-                <w:i w:val="0"/>
-                <w:color w:val="64748B"/>
-                <w:sz w:val="16"/>
-              </w:rPr>
-              <w:t>GT-CQ</w:t>
-            </w:r>
-          </w:p>
-        </w:tc>
-        <w:tc>
-          <w:tcPr>
-            <w:tcW w:type="dxa" w:w="4706"/>
-          </w:tcPr>
-          <w:p>
-            <w:r>
-              <w:rPr>
-                <w:b w:val="0"/>
-                <w:i w:val="0"/>
-                <w:sz w:val="17"/>
-              </w:rPr>
-              <w:t>Les informations sur l'acte de naissance (ni Jours, ni mois et ni années) de  AMY NDIAYE  manquent, s'il vous plait pouvez-vous fournir d'effort pour avoir ces informations.</w:t>
-            </w:r>
-          </w:p>
-        </w:tc>
-      </w:tr>
-      <w:tr>
-        <w:tc>
-          <w:tcPr>
-            <w:tcW w:type="dxa" w:w="964"/>
-          </w:tcPr>
-          <w:p>
-            <w:r>
-              <w:rPr>
-                <w:b/>
-                <w:i w:val="0"/>
-                <w:color w:val="EA580C"/>
-                <w:sz w:val="16"/>
-              </w:rPr>
-              <w:t>Moyenne</w:t>
-            </w:r>
-          </w:p>
-        </w:tc>
-        <w:tc>
-          <w:tcPr>
-            <w:tcW w:type="dxa" w:w="1247"/>
-          </w:tcPr>
-          <w:p>
-            <w:r>
-              <w:rPr>
-                <w:b/>
-                <w:i w:val="0"/>
-                <w:sz w:val="16"/>
-              </w:rPr>
-              <w:t>S01</w:t>
-              <w:br/>
-            </w:r>
-            <w:r>
-              <w:rPr>
-                <w:b w:val="0"/>
-                <w:i w:val="0"/>
-                <w:color w:val="64748B"/>
-                <w:sz w:val="14"/>
-              </w:rPr>
-              <w:t>Démographie</w:t>
-            </w:r>
-          </w:p>
-        </w:tc>
-        <w:tc>
-          <w:tcPr>
-            <w:tcW w:type="dxa" w:w="1531"/>
-          </w:tcPr>
-          <w:p>
-            <w:r>
-              <w:rPr>
-                <w:b/>
-                <w:i w:val="0"/>
-                <w:color w:val="16A34A"/>
-                <w:sz w:val="16"/>
-              </w:rPr>
-              <w:t>s00q27, s01q03a, s01q03b, s01q03c, s01q00b</w:t>
-            </w:r>
-          </w:p>
-        </w:tc>
-        <w:tc>
-          <w:tcPr>
-            <w:tcW w:type="dxa" w:w="1191"/>
-          </w:tcPr>
-          <w:p>
-            <w:r>
-              <w:rPr>
-                <w:b w:val="0"/>
-                <w:i w:val="0"/>
-                <w:color w:val="64748B"/>
-                <w:sz w:val="16"/>
-              </w:rPr>
-              <w:t>GT-CQ</w:t>
-            </w:r>
-          </w:p>
-        </w:tc>
-        <w:tc>
-          <w:tcPr>
-            <w:tcW w:type="dxa" w:w="4706"/>
-          </w:tcPr>
-          <w:p>
-            <w:r>
-              <w:rPr>
-                <w:b w:val="0"/>
-                <w:i w:val="0"/>
-                <w:sz w:val="17"/>
-              </w:rPr>
-              <w:t>Les informations sur l'acte de naissance (ni Jours, ni mois et ni années) de  BOUGAR DIONE 1  manquent, s'il vous plait pouvez-vous fournir d'effort pour avoir ces informations.</w:t>
-            </w:r>
-          </w:p>
-        </w:tc>
-      </w:tr>
-      <w:tr>
-        <w:tc>
-          <w:tcPr>
-            <w:tcW w:type="dxa" w:w="964"/>
-          </w:tcPr>
-          <w:p>
-            <w:r>
-              <w:rPr>
-                <w:b/>
-                <w:i w:val="0"/>
-                <w:color w:val="EA580C"/>
-                <w:sz w:val="16"/>
-              </w:rPr>
-              <w:t>Moyenne</w:t>
-            </w:r>
-          </w:p>
-        </w:tc>
-        <w:tc>
-          <w:tcPr>
-            <w:tcW w:type="dxa" w:w="1247"/>
-          </w:tcPr>
-          <w:p>
-            <w:r>
-              <w:rPr>
-                <w:b/>
-                <w:i w:val="0"/>
-                <w:sz w:val="16"/>
-              </w:rPr>
-              <w:t>S01</w:t>
-              <w:br/>
-            </w:r>
-            <w:r>
-              <w:rPr>
-                <w:b w:val="0"/>
-                <w:i w:val="0"/>
-                <w:color w:val="64748B"/>
-                <w:sz w:val="14"/>
-              </w:rPr>
-              <w:t>Démographie</w:t>
-            </w:r>
-          </w:p>
-        </w:tc>
-        <w:tc>
-          <w:tcPr>
-            <w:tcW w:type="dxa" w:w="1531"/>
-          </w:tcPr>
-          <w:p>
-            <w:r>
-              <w:rPr>
-                <w:b/>
-                <w:i w:val="0"/>
-                <w:color w:val="16A34A"/>
-                <w:sz w:val="16"/>
-              </w:rPr>
-              <w:t>s00q27, s01q03a, s01q03b, s01q03c, s01q00b</w:t>
-            </w:r>
-          </w:p>
-        </w:tc>
-        <w:tc>
-          <w:tcPr>
-            <w:tcW w:type="dxa" w:w="1191"/>
-          </w:tcPr>
-          <w:p>
-            <w:r>
-              <w:rPr>
-                <w:b w:val="0"/>
-                <w:i w:val="0"/>
-                <w:color w:val="64748B"/>
-                <w:sz w:val="16"/>
-              </w:rPr>
-              <w:t>GT-CQ</w:t>
-            </w:r>
-          </w:p>
-        </w:tc>
-        <w:tc>
-          <w:tcPr>
-            <w:tcW w:type="dxa" w:w="4706"/>
-          </w:tcPr>
-          <w:p>
-            <w:r>
-              <w:rPr>
-                <w:b w:val="0"/>
-                <w:i w:val="0"/>
-                <w:sz w:val="17"/>
-              </w:rPr>
-              <w:t>Les informations sur l'acte de naissance (ni Jours, ni mois et ni années) de  CHEIKH DIONE  manquent, s'il vous plait pouvez-vous fournir d'effort pour avoir ces informations.</w:t>
-            </w:r>
-          </w:p>
-        </w:tc>
-      </w:tr>
-      <w:tr>
-        <w:tc>
-          <w:tcPr>
-            <w:tcW w:type="dxa" w:w="964"/>
-          </w:tcPr>
-          <w:p>
-            <w:r>
-              <w:rPr>
-                <w:b/>
-                <w:i w:val="0"/>
-                <w:color w:val="EA580C"/>
-                <w:sz w:val="16"/>
-              </w:rPr>
-              <w:t>Moyenne</w:t>
-            </w:r>
-          </w:p>
-        </w:tc>
-        <w:tc>
-          <w:tcPr>
-            <w:tcW w:type="dxa" w:w="1247"/>
-          </w:tcPr>
-          <w:p>
-            <w:r>
-              <w:rPr>
-                <w:b/>
-                <w:i w:val="0"/>
-                <w:sz w:val="16"/>
-              </w:rPr>
-              <w:t>S01</w:t>
-              <w:br/>
-            </w:r>
-            <w:r>
-              <w:rPr>
-                <w:b w:val="0"/>
-                <w:i w:val="0"/>
-                <w:color w:val="64748B"/>
-                <w:sz w:val="14"/>
-              </w:rPr>
-              <w:t>Démographie</w:t>
-            </w:r>
-          </w:p>
-        </w:tc>
-        <w:tc>
-          <w:tcPr>
-            <w:tcW w:type="dxa" w:w="1531"/>
-          </w:tcPr>
-          <w:p>
-            <w:r>
-              <w:rPr>
-                <w:b/>
-                <w:i w:val="0"/>
-                <w:color w:val="16A34A"/>
-                <w:sz w:val="16"/>
-              </w:rPr>
-              <w:t>s00q27, s01q03a, s01q03b, s01q03c, s01q00b</w:t>
-            </w:r>
-          </w:p>
-        </w:tc>
-        <w:tc>
-          <w:tcPr>
-            <w:tcW w:type="dxa" w:w="1191"/>
-          </w:tcPr>
-          <w:p>
-            <w:r>
-              <w:rPr>
-                <w:b w:val="0"/>
-                <w:i w:val="0"/>
-                <w:color w:val="64748B"/>
-                <w:sz w:val="16"/>
-              </w:rPr>
-              <w:t>GT-CQ</w:t>
-            </w:r>
-          </w:p>
-        </w:tc>
-        <w:tc>
-          <w:tcPr>
-            <w:tcW w:type="dxa" w:w="4706"/>
-          </w:tcPr>
-          <w:p>
-            <w:r>
-              <w:rPr>
-                <w:b w:val="0"/>
-                <w:i w:val="0"/>
-                <w:sz w:val="17"/>
-              </w:rPr>
-              <w:t>Les informations sur l'acte de naissance (ni Jours, ni mois et ni années) de  DIBOCOR DIONE  manquent, s'il vous plait pouvez-vous fournir d'effort pour avoir ces informations.</w:t>
-            </w:r>
-          </w:p>
-        </w:tc>
-      </w:tr>
-      <w:tr>
-        <w:tc>
-          <w:tcPr>
-            <w:tcW w:type="dxa" w:w="964"/>
-          </w:tcPr>
-          <w:p>
-            <w:r>
-              <w:rPr>
-                <w:b/>
-                <w:i w:val="0"/>
-                <w:color w:val="EA580C"/>
-                <w:sz w:val="16"/>
-              </w:rPr>
-              <w:t>Moyenne</w:t>
-            </w:r>
-          </w:p>
-        </w:tc>
-        <w:tc>
-          <w:tcPr>
-            <w:tcW w:type="dxa" w:w="1247"/>
-          </w:tcPr>
-          <w:p>
-            <w:r>
-              <w:rPr>
-                <w:b/>
-                <w:i w:val="0"/>
-                <w:sz w:val="16"/>
-              </w:rPr>
-              <w:t>S01</w:t>
-              <w:br/>
-            </w:r>
-            <w:r>
-              <w:rPr>
-                <w:b w:val="0"/>
-                <w:i w:val="0"/>
-                <w:color w:val="64748B"/>
-                <w:sz w:val="14"/>
-              </w:rPr>
-              <w:t>Démographie</w:t>
-            </w:r>
-          </w:p>
-        </w:tc>
-        <w:tc>
-          <w:tcPr>
-            <w:tcW w:type="dxa" w:w="1531"/>
-          </w:tcPr>
-          <w:p>
-            <w:r>
-              <w:rPr>
-                <w:b/>
-                <w:i w:val="0"/>
-                <w:color w:val="16A34A"/>
-                <w:sz w:val="16"/>
-              </w:rPr>
-              <w:t>s00q27, s01q03a, s01q03b, s01q03c, s01q00b</w:t>
-            </w:r>
-          </w:p>
-        </w:tc>
-        <w:tc>
-          <w:tcPr>
-            <w:tcW w:type="dxa" w:w="1191"/>
-          </w:tcPr>
-          <w:p>
-            <w:r>
-              <w:rPr>
-                <w:b w:val="0"/>
-                <w:i w:val="0"/>
-                <w:color w:val="64748B"/>
-                <w:sz w:val="16"/>
-              </w:rPr>
-              <w:t>GT-CQ</w:t>
-            </w:r>
-          </w:p>
-        </w:tc>
-        <w:tc>
-          <w:tcPr>
-            <w:tcW w:type="dxa" w:w="4706"/>
-          </w:tcPr>
-          <w:p>
-            <w:r>
-              <w:rPr>
-                <w:b w:val="0"/>
-                <w:i w:val="0"/>
-                <w:sz w:val="17"/>
-              </w:rPr>
-              <w:t>Les informations sur l'acte de naissance (ni Jours, ni mois et ni années) de  FATOU DIONE  manquent, s'il vous plait pouvez-vous fournir d'effort pour avoir ces informations.</w:t>
-            </w:r>
-          </w:p>
-        </w:tc>
-      </w:tr>
-      <w:tr>
-        <w:tc>
-          <w:tcPr>
-            <w:tcW w:type="dxa" w:w="964"/>
-          </w:tcPr>
-          <w:p>
-            <w:r>
-              <w:rPr>
-                <w:b/>
-                <w:i w:val="0"/>
-                <w:color w:val="EA580C"/>
-                <w:sz w:val="16"/>
-              </w:rPr>
-              <w:t>Moyenne</w:t>
-            </w:r>
-          </w:p>
-        </w:tc>
-        <w:tc>
-          <w:tcPr>
-            <w:tcW w:type="dxa" w:w="1247"/>
-          </w:tcPr>
-          <w:p>
-            <w:r>
-              <w:rPr>
-                <w:b/>
-                <w:i w:val="0"/>
-                <w:sz w:val="16"/>
-              </w:rPr>
-              <w:t>S01</w:t>
-              <w:br/>
-            </w:r>
-            <w:r>
-              <w:rPr>
-                <w:b w:val="0"/>
-                <w:i w:val="0"/>
-                <w:color w:val="64748B"/>
-                <w:sz w:val="14"/>
-              </w:rPr>
-              <w:t>Démographie</w:t>
-            </w:r>
-          </w:p>
-        </w:tc>
-        <w:tc>
-          <w:tcPr>
-            <w:tcW w:type="dxa" w:w="1531"/>
-          </w:tcPr>
-          <w:p>
-            <w:r>
-              <w:rPr>
-                <w:b/>
-                <w:i w:val="0"/>
-                <w:color w:val="16A34A"/>
-                <w:sz w:val="16"/>
-              </w:rPr>
-              <w:t>s00q27, s01q03a, s01q03b, s01q03c, s01q00b</w:t>
-            </w:r>
-          </w:p>
-        </w:tc>
-        <w:tc>
-          <w:tcPr>
-            <w:tcW w:type="dxa" w:w="1191"/>
-          </w:tcPr>
-          <w:p>
-            <w:r>
-              <w:rPr>
-                <w:b w:val="0"/>
-                <w:i w:val="0"/>
-                <w:color w:val="64748B"/>
-                <w:sz w:val="16"/>
-              </w:rPr>
-              <w:t>GT-CQ</w:t>
-            </w:r>
-          </w:p>
-        </w:tc>
-        <w:tc>
-          <w:tcPr>
-            <w:tcW w:type="dxa" w:w="4706"/>
-          </w:tcPr>
-          <w:p>
-            <w:r>
-              <w:rPr>
-                <w:b w:val="0"/>
-                <w:i w:val="0"/>
-                <w:sz w:val="17"/>
-              </w:rPr>
-              <w:t>Les informations sur l'acte de naissance (ni Jours, ni mois et ni années) de  NIAKH DIOP  manquent, s'il vous plait pouvez-vous fournir d'effort pour avoir ces informations.</w:t>
-            </w:r>
-          </w:p>
-        </w:tc>
-      </w:tr>
-      <w:tr>
-        <w:tc>
-          <w:tcPr>
-            <w:tcW w:type="dxa" w:w="964"/>
-          </w:tcPr>
-          <w:p>
-            <w:r>
-              <w:rPr>
-                <w:b/>
-                <w:i w:val="0"/>
-                <w:color w:val="EA580C"/>
-                <w:sz w:val="16"/>
-              </w:rPr>
-              <w:t>Moyenne</w:t>
-            </w:r>
-          </w:p>
-        </w:tc>
-        <w:tc>
-          <w:tcPr>
-            <w:tcW w:type="dxa" w:w="1247"/>
-          </w:tcPr>
-          <w:p>
-            <w:r>
-              <w:rPr>
-                <w:b/>
-                <w:i w:val="0"/>
-                <w:sz w:val="16"/>
-              </w:rPr>
-              <w:t>S01</w:t>
-              <w:br/>
-            </w:r>
-            <w:r>
-              <w:rPr>
-                <w:b w:val="0"/>
-                <w:i w:val="0"/>
-                <w:color w:val="64748B"/>
-                <w:sz w:val="14"/>
-              </w:rPr>
-              <w:t>Démographie</w:t>
-            </w:r>
-          </w:p>
-        </w:tc>
-        <w:tc>
-          <w:tcPr>
-            <w:tcW w:type="dxa" w:w="1531"/>
-          </w:tcPr>
-          <w:p>
-            <w:r>
-              <w:rPr>
-                <w:b/>
-                <w:i w:val="0"/>
-                <w:color w:val="16A34A"/>
-                <w:sz w:val="16"/>
-              </w:rPr>
-              <w:t>s01q10_1</w:t>
-            </w:r>
-          </w:p>
-        </w:tc>
-        <w:tc>
-          <w:tcPr>
-            <w:tcW w:type="dxa" w:w="1191"/>
-          </w:tcPr>
-          <w:p>
-            <w:r>
-              <w:rPr>
-                <w:b w:val="0"/>
-                <w:i w:val="0"/>
-                <w:color w:val="64748B"/>
-                <w:sz w:val="16"/>
-              </w:rPr>
-              <w:t>GT-CQ</w:t>
-            </w:r>
-          </w:p>
-        </w:tc>
-        <w:tc>
-          <w:tcPr>
-            <w:tcW w:type="dxa" w:w="4706"/>
-          </w:tcPr>
-          <w:p>
-            <w:r>
-              <w:rPr>
-                <w:b w:val="0"/>
-                <w:i w:val="0"/>
-                <w:sz w:val="17"/>
-              </w:rPr>
-              <w:t>La taille du ménage lors de l'enquête principale (9) de ce ménage est inférieur à la taille du denombrement (16), prière de fournir des explications concrètes ou aller revisiter le ménage.</w:t>
-            </w:r>
-          </w:p>
-        </w:tc>
-      </w:tr>
-      <w:tr>
-        <w:tc>
-          <w:tcPr>
-            <w:tcW w:type="dxa" w:w="964"/>
-          </w:tcPr>
-          <w:p>
-            <w:r>
-              <w:rPr>
-                <w:b/>
-                <w:i w:val="0"/>
-                <w:color w:val="EA580C"/>
-                <w:sz w:val="16"/>
-              </w:rPr>
-              <w:t>Moyenne</w:t>
-            </w:r>
-          </w:p>
-        </w:tc>
-        <w:tc>
-          <w:tcPr>
-            <w:tcW w:type="dxa" w:w="1247"/>
-          </w:tcPr>
-          <w:p>
-            <w:r>
-              <w:rPr>
-                <w:b/>
-                <w:i w:val="0"/>
-                <w:sz w:val="16"/>
-              </w:rPr>
-              <w:t>S02</w:t>
-              <w:br/>
-            </w:r>
-            <w:r>
-              <w:rPr>
-                <w:b w:val="0"/>
-                <w:i w:val="0"/>
-                <w:color w:val="64748B"/>
-                <w:sz w:val="14"/>
-              </w:rPr>
-              <w:t>Éducation</w:t>
-            </w:r>
-          </w:p>
-        </w:tc>
-        <w:tc>
-          <w:tcPr>
-            <w:tcW w:type="dxa" w:w="1531"/>
-          </w:tcPr>
-          <w:p>
-            <w:r>
-              <w:rPr>
-                <w:b/>
-                <w:i w:val="0"/>
-                <w:color w:val="16A34A"/>
-                <w:sz w:val="16"/>
-              </w:rPr>
-              <w:t>—</w:t>
-            </w:r>
-          </w:p>
-        </w:tc>
-        <w:tc>
-          <w:tcPr>
-            <w:tcW w:type="dxa" w:w="1191"/>
-          </w:tcPr>
-          <w:p>
-            <w:r>
-              <w:rPr>
-                <w:b w:val="0"/>
-                <w:i w:val="0"/>
-                <w:color w:val="64748B"/>
-                <w:sz w:val="16"/>
-              </w:rPr>
-              <w:t>GT-CQ</w:t>
-            </w:r>
-          </w:p>
-        </w:tc>
-        <w:tc>
-          <w:tcPr>
-            <w:tcW w:type="dxa" w:w="4706"/>
-          </w:tcPr>
-          <w:p>
-            <w:r>
-              <w:rPr>
-                <w:b w:val="0"/>
-                <w:i w:val="0"/>
-                <w:sz w:val="17"/>
-              </w:rPr>
-              <w:t>veuillez, s'il vous plait, confirmer les frais de scolarité ( 1000 FCFA) payée de CHEIKH DIONE avec le QG ou apporter les corrections nécessaires.</w:t>
-            </w:r>
-          </w:p>
-        </w:tc>
-      </w:tr>
-      <w:tr>
-        <w:tc>
-          <w:tcPr>
-            <w:tcW w:type="dxa" w:w="964"/>
-          </w:tcPr>
-          <w:p>
-            <w:r>
-              <w:rPr>
-                <w:b/>
-                <w:i w:val="0"/>
-                <w:color w:val="EA580C"/>
-                <w:sz w:val="16"/>
-              </w:rPr>
-              <w:t>Moyenne</w:t>
-            </w:r>
-          </w:p>
-        </w:tc>
-        <w:tc>
-          <w:tcPr>
-            <w:tcW w:type="dxa" w:w="1247"/>
-          </w:tcPr>
-          <w:p>
-            <w:r>
-              <w:rPr>
-                <w:b/>
-                <w:i w:val="0"/>
-                <w:sz w:val="16"/>
-              </w:rPr>
-              <w:t>S02</w:t>
-              <w:br/>
-            </w:r>
-            <w:r>
-              <w:rPr>
-                <w:b w:val="0"/>
-                <w:i w:val="0"/>
-                <w:color w:val="64748B"/>
-                <w:sz w:val="14"/>
-              </w:rPr>
-              <w:t>Éducation</w:t>
-            </w:r>
-          </w:p>
-        </w:tc>
-        <w:tc>
-          <w:tcPr>
-            <w:tcW w:type="dxa" w:w="1531"/>
-          </w:tcPr>
-          <w:p>
-            <w:r>
-              <w:rPr>
-                <w:b/>
-                <w:i w:val="0"/>
-                <w:color w:val="16A34A"/>
-                <w:sz w:val="16"/>
-              </w:rPr>
-              <w:t>—</w:t>
-            </w:r>
-          </w:p>
-        </w:tc>
-        <w:tc>
-          <w:tcPr>
-            <w:tcW w:type="dxa" w:w="1191"/>
-          </w:tcPr>
-          <w:p>
-            <w:r>
-              <w:rPr>
-                <w:b w:val="0"/>
-                <w:i w:val="0"/>
-                <w:color w:val="64748B"/>
-                <w:sz w:val="16"/>
-              </w:rPr>
-              <w:t>GT-CQ</w:t>
-            </w:r>
-          </w:p>
-        </w:tc>
-        <w:tc>
-          <w:tcPr>
-            <w:tcW w:type="dxa" w:w="4706"/>
-          </w:tcPr>
-          <w:p>
-            <w:r>
-              <w:rPr>
-                <w:b w:val="0"/>
-                <w:i w:val="0"/>
-                <w:sz w:val="17"/>
-              </w:rPr>
-              <w:t>veuillez, s'il vous plait, confirmer les frais de scolarité ( 1000 FCFA) payée de DIBOCOR DIONE avec le QG ou apporter les corrections nécessaires.</w:t>
-            </w:r>
-          </w:p>
-        </w:tc>
-      </w:tr>
-      <w:tr>
-        <w:tc>
-          <w:tcPr>
-            <w:tcW w:type="dxa" w:w="964"/>
-          </w:tcPr>
-          <w:p>
-            <w:r>
-              <w:rPr>
-                <w:b/>
-                <w:i w:val="0"/>
-                <w:color w:val="EA580C"/>
-                <w:sz w:val="16"/>
-              </w:rPr>
-              <w:t>Moyenne</w:t>
-            </w:r>
-          </w:p>
-        </w:tc>
-        <w:tc>
-          <w:tcPr>
-            <w:tcW w:type="dxa" w:w="1247"/>
-          </w:tcPr>
-          <w:p>
-            <w:r>
-              <w:rPr>
-                <w:b/>
-                <w:i w:val="0"/>
-                <w:sz w:val="16"/>
-              </w:rPr>
-              <w:t>S02</w:t>
-              <w:br/>
-            </w:r>
-            <w:r>
-              <w:rPr>
-                <w:b w:val="0"/>
-                <w:i w:val="0"/>
-                <w:color w:val="64748B"/>
-                <w:sz w:val="14"/>
-              </w:rPr>
-              <w:t>Éducation</w:t>
-            </w:r>
-          </w:p>
-        </w:tc>
-        <w:tc>
-          <w:tcPr>
-            <w:tcW w:type="dxa" w:w="1531"/>
-          </w:tcPr>
-          <w:p>
-            <w:r>
-              <w:rPr>
-                <w:b/>
-                <w:i w:val="0"/>
-                <w:color w:val="16A34A"/>
-                <w:sz w:val="16"/>
-              </w:rPr>
-              <w:t>—</w:t>
-            </w:r>
-          </w:p>
-        </w:tc>
-        <w:tc>
-          <w:tcPr>
-            <w:tcW w:type="dxa" w:w="1191"/>
-          </w:tcPr>
-          <w:p>
-            <w:r>
-              <w:rPr>
-                <w:b w:val="0"/>
-                <w:i w:val="0"/>
-                <w:color w:val="64748B"/>
-                <w:sz w:val="16"/>
-              </w:rPr>
-              <w:t>GT-CQ</w:t>
-            </w:r>
-          </w:p>
-        </w:tc>
-        <w:tc>
-          <w:tcPr>
-            <w:tcW w:type="dxa" w:w="4706"/>
-          </w:tcPr>
-          <w:p>
-            <w:r>
-              <w:rPr>
-                <w:b w:val="0"/>
-                <w:i w:val="0"/>
-                <w:sz w:val="17"/>
-              </w:rPr>
-              <w:t>veuillez, s'il vous plait, confirmer les frais de scolarité ( 5000 FCFA) payée de BOUGAR DIONE 1 avec le QG ou apporter les corrections nécessaires.</w:t>
-            </w:r>
-          </w:p>
-        </w:tc>
-      </w:tr>
-      <w:tr>
-        <w:tc>
-          <w:tcPr>
-            <w:tcW w:type="dxa" w:w="964"/>
-          </w:tcPr>
-          <w:p>
-            <w:r>
-              <w:rPr>
-                <w:b/>
-                <w:i w:val="0"/>
-                <w:color w:val="EA580C"/>
-                <w:sz w:val="16"/>
-              </w:rPr>
-              <w:t>Moyenne</w:t>
-            </w:r>
-          </w:p>
-        </w:tc>
-        <w:tc>
-          <w:tcPr>
-            <w:tcW w:type="dxa" w:w="1247"/>
-          </w:tcPr>
-          <w:p>
-            <w:r>
-              <w:rPr>
-                <w:b/>
-                <w:i w:val="0"/>
-                <w:sz w:val="16"/>
-              </w:rPr>
-              <w:t>S02</w:t>
-              <w:br/>
-            </w:r>
-            <w:r>
-              <w:rPr>
-                <w:b w:val="0"/>
-                <w:i w:val="0"/>
-                <w:color w:val="64748B"/>
-                <w:sz w:val="14"/>
-              </w:rPr>
-              <w:t>Éducation</w:t>
-            </w:r>
-          </w:p>
-        </w:tc>
-        <w:tc>
-          <w:tcPr>
-            <w:tcW w:type="dxa" w:w="1531"/>
-          </w:tcPr>
-          <w:p>
-            <w:r>
-              <w:rPr>
-                <w:b/>
-                <w:i w:val="0"/>
-                <w:color w:val="16A34A"/>
-                <w:sz w:val="16"/>
-              </w:rPr>
-              <w:t>s01q47__7, s02q24, s01q00b, s02q17_2, s02q15_2</w:t>
-            </w:r>
-          </w:p>
-        </w:tc>
-        <w:tc>
-          <w:tcPr>
-            <w:tcW w:type="dxa" w:w="1191"/>
-          </w:tcPr>
-          <w:p>
-            <w:r>
-              <w:rPr>
-                <w:b w:val="0"/>
-                <w:i w:val="0"/>
-                <w:color w:val="64748B"/>
-                <w:sz w:val="16"/>
-              </w:rPr>
-              <w:t>GT-CQ</w:t>
-            </w:r>
-          </w:p>
-        </w:tc>
-        <w:tc>
-          <w:tcPr>
-            <w:tcW w:type="dxa" w:w="4706"/>
-          </w:tcPr>
-          <w:p>
-            <w:r>
-              <w:rPr>
-                <w:b w:val="0"/>
-                <w:i w:val="0"/>
-                <w:sz w:val="17"/>
-              </w:rPr>
               <w:t>Le montant des frais pour les cahiers et autres matériels scolaires pour l'année scolaire de BOUGAR DIONE 1 qui fréquente 2ème année de Secondaire 1 (Moyen) Général  est de 0 FCFA, BOUGAR DIONE 1 a fait comment pour payer ces cahiers et autres matériels scolaires (SAC, stylo, craie, ardoise, crayon...) ? prière de corriger.</w:t>
-            </w:r>
-          </w:p>
-        </w:tc>
-      </w:tr>
-      <w:tr>
-        <w:tc>
-          <w:tcPr>
-            <w:tcW w:type="dxa" w:w="964"/>
-          </w:tcPr>
-          <w:p>
-            <w:r>
-              <w:rPr>
-                <w:b/>
-                <w:i w:val="0"/>
-                <w:color w:val="EA580C"/>
-                <w:sz w:val="16"/>
-              </w:rPr>
-              <w:t>Moyenne</w:t>
-            </w:r>
-          </w:p>
-        </w:tc>
-        <w:tc>
-          <w:tcPr>
-            <w:tcW w:type="dxa" w:w="1247"/>
-          </w:tcPr>
-          <w:p>
-            <w:r>
-              <w:rPr>
-                <w:b/>
-                <w:i w:val="0"/>
-                <w:sz w:val="16"/>
-              </w:rPr>
-              <w:t>S02</w:t>
-              <w:br/>
-            </w:r>
-            <w:r>
-              <w:rPr>
-                <w:b w:val="0"/>
-                <w:i w:val="0"/>
-                <w:color w:val="64748B"/>
-                <w:sz w:val="14"/>
-              </w:rPr>
-              <w:t>Éducation</w:t>
-            </w:r>
-          </w:p>
-        </w:tc>
-        <w:tc>
-          <w:tcPr>
-            <w:tcW w:type="dxa" w:w="1531"/>
-          </w:tcPr>
-          <w:p>
-            <w:r>
-              <w:rPr>
-                <w:b/>
-                <w:i w:val="0"/>
-                <w:color w:val="16A34A"/>
-                <w:sz w:val="16"/>
-              </w:rPr>
-              <w:t>—</w:t>
-            </w:r>
-          </w:p>
-        </w:tc>
-        <w:tc>
-          <w:tcPr>
-            <w:tcW w:type="dxa" w:w="1191"/>
-          </w:tcPr>
-          <w:p>
-            <w:r>
-              <w:rPr>
-                <w:b w:val="0"/>
-                <w:i w:val="0"/>
-                <w:color w:val="64748B"/>
-                <w:sz w:val="16"/>
-              </w:rPr>
-              <w:t>GT-CQ</w:t>
-            </w:r>
-          </w:p>
-        </w:tc>
-        <w:tc>
-          <w:tcPr>
-            <w:tcW w:type="dxa" w:w="4706"/>
-          </w:tcPr>
-          <w:p>
-            <w:r>
-              <w:rPr>
-                <w:b w:val="0"/>
-                <w:i w:val="0"/>
-                <w:sz w:val="17"/>
-              </w:rPr>
-              <w:t>veuillez, s'il vous plait, confirmer les frais de scolarité ( 5000 FCFA) payée de TENING DIONE avec le QG ou apporter les corrections nécessaires.</w:t>
-            </w:r>
-          </w:p>
-        </w:tc>
-      </w:tr>
-      <w:tr>
-        <w:tc>
-          <w:tcPr>
-            <w:tcW w:type="dxa" w:w="964"/>
-          </w:tcPr>
-          <w:p>
-            <w:r>
-              <w:rPr>
-                <w:b/>
-                <w:i w:val="0"/>
-                <w:color w:val="EA580C"/>
-                <w:sz w:val="16"/>
-              </w:rPr>
-              <w:t>Moyenne</w:t>
-            </w:r>
-          </w:p>
-        </w:tc>
-        <w:tc>
-          <w:tcPr>
-            <w:tcW w:type="dxa" w:w="1247"/>
-          </w:tcPr>
-          <w:p>
-            <w:r>
-              <w:rPr>
-                <w:b/>
-                <w:i w:val="0"/>
-                <w:sz w:val="16"/>
-              </w:rPr>
-              <w:t>S02</w:t>
-              <w:br/>
-            </w:r>
-            <w:r>
-              <w:rPr>
-                <w:b w:val="0"/>
-                <w:i w:val="0"/>
-                <w:color w:val="64748B"/>
-                <w:sz w:val="14"/>
-              </w:rPr>
-              <w:t>Éducation</w:t>
-            </w:r>
-          </w:p>
-        </w:tc>
-        <w:tc>
-          <w:tcPr>
-            <w:tcW w:type="dxa" w:w="1531"/>
-          </w:tcPr>
-          <w:p>
-            <w:r>
-              <w:rPr>
-                <w:b/>
-                <w:i w:val="0"/>
-                <w:color w:val="16A34A"/>
-                <w:sz w:val="16"/>
-              </w:rPr>
-              <w:t>—</w:t>
-            </w:r>
-          </w:p>
-        </w:tc>
-        <w:tc>
-          <w:tcPr>
-            <w:tcW w:type="dxa" w:w="1191"/>
-          </w:tcPr>
-          <w:p>
-            <w:r>
-              <w:rPr>
-                <w:b w:val="0"/>
-                <w:i w:val="0"/>
-                <w:color w:val="64748B"/>
-                <w:sz w:val="16"/>
-              </w:rPr>
-              <w:t>GT-CQ</w:t>
-            </w:r>
-          </w:p>
-        </w:tc>
-        <w:tc>
-          <w:tcPr>
-            <w:tcW w:type="dxa" w:w="4706"/>
-          </w:tcPr>
-          <w:p>
-            <w:r>
-              <w:rPr>
-                <w:b w:val="0"/>
-                <w:i w:val="0"/>
-                <w:sz w:val="17"/>
-              </w:rPr>
-              <w:t>Prière de vous adresser à BOUGAR DIONE pour avoir l'année exacte.</w:t>
             </w:r>
           </w:p>
         </w:tc>
